--- a/Kubernetes/9-batch-workloads.docx
+++ b/Kubernetes/9-batch-workloads.docx
@@ -1,6 +1,6 @@
 
 <file path=word/document.xml><?xml version="1.0" encoding="utf-8"?>
-<w:document xmlns:wpc="http://schemas.microsoft.com/office/word/2010/wordprocessingCanvas" xmlns:cx="http://schemas.microsoft.com/office/drawing/2014/chartex" xmlns:cx1="http://schemas.microsoft.com/office/drawing/2015/9/8/chartex" xmlns:cx2="http://schemas.microsoft.com/office/drawing/2015/10/21/chartex" xmlns:cx3="http://schemas.microsoft.com/office/drawing/2016/5/9/chartex" xmlns:cx4="http://schemas.microsoft.com/office/drawing/2016/5/10/chartex" xmlns:cx5="http://schemas.microsoft.com/office/drawing/2016/5/11/chartex" xmlns:cx6="http://schemas.microsoft.com/office/drawing/2016/5/12/chartex" xmlns:cx7="http://schemas.microsoft.com/office/drawing/2016/5/13/chartex" xmlns:cx8="http://schemas.microsoft.com/office/drawing/2016/5/14/chartex" xmlns:mc="http://schemas.openxmlformats.org/markup-compatibility/2006" xmlns:aink="http://schemas.microsoft.com/office/drawing/2016/ink" xmlns:am3d="http://schemas.microsoft.com/office/drawing/2017/model3d" xmlns:o="urn:schemas-microsoft-com:office:office" xmlns:oel="http://schemas.microsoft.com/office/2019/extlst" xmlns:r="http://schemas.openxmlformats.org/officeDocument/2006/relationships" xmlns:m="http://schemas.openxmlformats.org/officeDocument/2006/math" xmlns:v="urn:schemas-microsoft-com:vml" xmlns:wp14="http://schemas.microsoft.com/office/word/2010/wordprocessingDrawing" xmlns:wp="http://schemas.openxmlformats.org/drawingml/2006/wordprocessingDrawing" xmlns:w10="urn:schemas-microsoft-com:office:word" xmlns:w="http://schemas.openxmlformats.org/wordprocessingml/2006/main" xmlns:w14="http://schemas.microsoft.com/office/word/2010/wordml" xmlns:w15="http://schemas.microsoft.com/office/word/2012/wordml" xmlns:w16cex="http://schemas.microsoft.com/office/word/2018/wordml/cex" xmlns:w16cid="http://schemas.microsoft.com/office/word/2016/wordml/cid" xmlns:w16="http://schemas.microsoft.com/office/word/2018/wordml" xmlns:w16du="http://schemas.microsoft.com/office/word/2023/wordml/word16du" xmlns:w16sdtdh="http://schemas.microsoft.com/office/word/2020/wordml/sdtdatahash" xmlns:w16sdtfl="http://schemas.microsoft.com/office/word/2024/wordml/sdtformatlock" xmlns:w16se="http://schemas.microsoft.com/office/word/2015/wordml/symex" xmlns:wpg="http://schemas.microsoft.com/office/word/2010/wordprocessingGroup" xmlns:wpi="http://schemas.microsoft.com/office/word/2010/wordprocessingInk" xmlns:wne="http://schemas.microsoft.com/office/word/2006/wordml" xmlns:wps="http://schemas.microsoft.com/office/word/2010/wordprocessingShape" mc:Ignorable="w14 w15 w16se w16cid w16 w16cex w16sdtdh w16sdtfl w16du wp14">
+<w:document xmlns:wpc="http://schemas.microsoft.com/office/word/2010/wordprocessingCanvas" xmlns:cx="http://schemas.microsoft.com/office/drawing/2014/chartex" xmlns:cx1="http://schemas.microsoft.com/office/drawing/2015/9/8/chartex" xmlns:cx2="http://schemas.microsoft.com/office/drawing/2015/10/21/chartex" xmlns:cx3="http://schemas.microsoft.com/office/drawing/2016/5/9/chartex" xmlns:cx4="http://schemas.microsoft.com/office/drawing/2016/5/10/chartex" xmlns:cx5="http://schemas.microsoft.com/office/drawing/2016/5/11/chartex" xmlns:cx6="http://schemas.microsoft.com/office/drawing/2016/5/12/chartex" xmlns:cx7="http://schemas.microsoft.com/office/drawing/2016/5/13/chartex" xmlns:cx8="http://schemas.microsoft.com/office/drawing/2016/5/14/chartex" xmlns:mc="http://schemas.openxmlformats.org/markup-compatibility/2006" xmlns:aink="http://schemas.microsoft.com/office/drawing/2016/ink" xmlns:am3d="http://schemas.microsoft.com/office/drawing/2017/model3d" xmlns:o="urn:schemas-microsoft-com:office:office" xmlns:oel="http://schemas.microsoft.com/office/2019/extlst" xmlns:r="http://schemas.openxmlformats.org/officeDocument/2006/relationships" xmlns:m="http://schemas.openxmlformats.org/officeDocument/2006/math" xmlns:v="urn:schemas-microsoft-com:vml" xmlns:wp14="http://schemas.microsoft.com/office/word/2010/wordprocessingDrawing" xmlns:wp="http://schemas.openxmlformats.org/drawingml/2006/wordprocessingDrawing" xmlns:w10="urn:schemas-microsoft-com:office:word" xmlns:w="http://schemas.openxmlformats.org/wordprocessingml/2006/main" xmlns:w14="http://schemas.microsoft.com/office/word/2010/wordml" xmlns:w15="http://schemas.microsoft.com/office/word/2012/wordml" xmlns:w16cex="http://schemas.microsoft.com/office/word/2018/wordml/cex" xmlns:w16cid="http://schemas.microsoft.com/office/word/2016/wordml/cid" xmlns:w16="http://schemas.microsoft.com/office/word/2018/wordml" xmlns:w16sdtdh="http://schemas.microsoft.com/office/word/2020/wordml/sdtdatahash" xmlns:w16se="http://schemas.microsoft.com/office/word/2015/wordml/symex" xmlns:wpg="http://schemas.microsoft.com/office/word/2010/wordprocessingGroup" xmlns:wpi="http://schemas.microsoft.com/office/word/2010/wordprocessingInk" xmlns:wne="http://schemas.microsoft.com/office/word/2006/wordml" xmlns:wps="http://schemas.microsoft.com/office/word/2010/wordprocessingShape" mc:Ignorable="w14 w15 w16se w16cid w16 w16cex w16sdtdh wp14">
   <w:body>
     <w:p>
       <w:pPr>
@@ -105,7 +105,25 @@
           <w:sz w:val="28"/>
           <w:szCs w:val="28"/>
         </w:rPr>
-        <w:t>, and DaemonSet are designed for long‑running applications. When these resources are created, Kubernetes ensures that their Pods remain running continuously. Their goal is not to complete a task and exit, but to keep the application available for as long as the resource exists. For example, a web server deployed with a Deployment should keep running indefinitely and automatically restart if a Pod fails. These controllers continuously reconcile the cluster state with the desired state, ensuring that the specified number of Pods are always running.</w:t>
+        <w:t xml:space="preserve">, and </w:t>
+      </w:r>
+      <w:proofErr w:type="spellStart"/>
+      <w:r>
+        <w:rPr>
+          <w:rFonts w:asciiTheme="majorBidi" w:hAnsiTheme="majorBidi" w:cstheme="majorBidi"/>
+          <w:sz w:val="28"/>
+          <w:szCs w:val="28"/>
+        </w:rPr>
+        <w:t>DaemonSet</w:t>
+      </w:r>
+      <w:proofErr w:type="spellEnd"/>
+      <w:r>
+        <w:rPr>
+          <w:rFonts w:asciiTheme="majorBidi" w:hAnsiTheme="majorBidi" w:cstheme="majorBidi"/>
+          <w:sz w:val="28"/>
+          <w:szCs w:val="28"/>
+        </w:rPr>
+        <w:t xml:space="preserve"> are designed for long‑running applications. When these resources are created, Kubernetes ensures that their Pods remain running continuously. Their goal is not to complete a task and exit, but to keep the application available for as long as the resource exists. For example, a web server deployed with a Deployment should keep running indefinitely and automatically restart if a Pod fails. These controllers continuously reconcile the cluster state with the desired state, ensuring that the specified number of Pods are always running.</w:t>
       </w:r>
     </w:p>
     <w:p>
@@ -183,6 +201,7 @@
     </w:p>
     <w:p>
       <w:pPr>
+        <w:spacing w:after="120"/>
         <w:jc w:val="both"/>
         <w:rPr>
           <w:rFonts w:asciiTheme="majorBidi" w:hAnsiTheme="majorBidi" w:cstheme="majorBidi"/>
@@ -255,6 +274,7 @@
     </w:p>
     <w:p>
       <w:pPr>
+        <w:spacing w:after="60"/>
         <w:jc w:val="both"/>
         <w:rPr>
           <w:rFonts w:asciiTheme="majorBidi" w:hAnsiTheme="majorBidi" w:cstheme="majorBidi"/>
@@ -277,6 +297,7 @@
     </w:p>
     <w:p>
       <w:pPr>
+        <w:spacing w:after="120"/>
         <w:jc w:val="both"/>
         <w:rPr>
           <w:rFonts w:asciiTheme="majorBidi" w:hAnsiTheme="majorBidi" w:cstheme="majorBidi"/>
@@ -496,7 +517,16 @@
           <w:sz w:val="28"/>
           <w:szCs w:val="28"/>
         </w:rPr>
-        <w:t xml:space="preserve">You define a Pod template under </w:t>
+        <w:t xml:space="preserve">You define a Pod template </w:t>
+      </w:r>
+      <w:proofErr w:type="gramStart"/>
+      <w:r>
+        <w:rPr>
+          <w:rFonts w:asciiTheme="majorBidi" w:hAnsiTheme="majorBidi" w:cstheme="majorBidi"/>
+          <w:sz w:val="28"/>
+          <w:szCs w:val="28"/>
+        </w:rPr>
+        <w:t xml:space="preserve">under </w:t>
       </w:r>
       <w:r>
         <w:rPr>
@@ -523,7 +553,21 @@
           <w:szCs w:val="28"/>
           <w:u w:val="single"/>
         </w:rPr>
-        <w:t>spec.template</w:t>
+        <w:t>spec</w:t>
+      </w:r>
+      <w:proofErr w:type="gramEnd"/>
+      <w:r>
+        <w:rPr>
+          <w:rFonts w:asciiTheme="majorBidi" w:hAnsiTheme="majorBidi" w:cstheme="majorBidi"/>
+          <w:b/>
+          <w:bCs/>
+          <w:i/>
+          <w:iCs/>
+          <w:sz w:val="28"/>
+          <w:szCs w:val="28"/>
+          <w:u w:val="single"/>
+        </w:rPr>
+        <w:t>.template</w:t>
       </w:r>
       <w:proofErr w:type="spellEnd"/>
       <w:r>
@@ -615,7 +659,6 @@
           <w:sz w:val="28"/>
           <w:szCs w:val="28"/>
         </w:rPr>
-        <w:lastRenderedPageBreak/>
         <w:t>completions</w:t>
       </w:r>
       <w:r>
@@ -721,6 +764,7 @@
           <w:sz w:val="28"/>
           <w:szCs w:val="28"/>
         </w:rPr>
+        <w:lastRenderedPageBreak/>
         <w:t>backoffLimit</w:t>
       </w:r>
       <w:proofErr w:type="spellEnd"/>
@@ -1263,7 +1307,7 @@
           <w:ilvl w:val="0"/>
           <w:numId w:val="4"/>
         </w:numPr>
-        <w:spacing w:after="120"/>
+        <w:spacing w:after="60"/>
         <w:ind w:left="360"/>
         <w:jc w:val="both"/>
         <w:rPr>
@@ -1368,6 +1412,7 @@
     </w:p>
     <w:p>
       <w:pPr>
+        <w:spacing w:after="60"/>
         <w:jc w:val="both"/>
         <w:rPr>
           <w:rFonts w:asciiTheme="majorBidi" w:hAnsiTheme="majorBidi" w:cstheme="majorBidi"/>
@@ -1460,7 +1505,6 @@
           <w:sz w:val="28"/>
           <w:szCs w:val="28"/>
         </w:rPr>
-        <w:lastRenderedPageBreak/>
         <w:t>Restart handling → Pod‑level, not continuous</w:t>
       </w:r>
     </w:p>
@@ -1517,6 +1561,7 @@
     <w:p>
       <w:pPr>
         <w:spacing w:after="60"/>
+        <w:jc w:val="both"/>
         <w:rPr>
           <w:rFonts w:asciiTheme="majorBidi" w:hAnsiTheme="majorBidi" w:cstheme="majorBidi"/>
           <w:b/>
@@ -1562,6 +1607,7 @@
           <w:sz w:val="28"/>
           <w:szCs w:val="28"/>
         </w:rPr>
+        <w:lastRenderedPageBreak/>
         <w:t xml:space="preserve">In a Kubernetes Job workload, what happens when a Pod fails depends on the </w:t>
       </w:r>
       <w:proofErr w:type="spellStart"/>
@@ -1663,7 +1709,25 @@
           <w:sz w:val="28"/>
           <w:szCs w:val="28"/>
         </w:rPr>
-        <w:t>, Kubernetes keeps the same Pod but restarts the failed container inside that Pod. In this case, the Pod itself is not replaced. Instead, the container is restarted repeatedly until it runs successfully or until the Job reaches its retry limit. This behavior allows Kubernetes to retry the task within the same Pod environment without creating additional Pods.</w:t>
+        <w:t xml:space="preserve">, Kubernetes keeps the same Pod but restarts the failed container inside that Pod. In this case, the Pod itself is not replaced. Instead, the container is restarted repeatedly until it runs successfully or until the Job reaches </w:t>
+      </w:r>
+      <w:proofErr w:type="gramStart"/>
+      <w:r>
+        <w:rPr>
+          <w:rFonts w:asciiTheme="majorBidi" w:hAnsiTheme="majorBidi" w:cstheme="majorBidi"/>
+          <w:sz w:val="28"/>
+          <w:szCs w:val="28"/>
+        </w:rPr>
+        <w:t>its</w:t>
+      </w:r>
+      <w:proofErr w:type="gramEnd"/>
+      <w:r>
+        <w:rPr>
+          <w:rFonts w:asciiTheme="majorBidi" w:hAnsiTheme="majorBidi" w:cstheme="majorBidi"/>
+          <w:sz w:val="28"/>
+          <w:szCs w:val="28"/>
+        </w:rPr>
+        <w:t xml:space="preserve"> retry limit. This behavior allows Kubernetes to retry the task within the same Pod environment without creating additional Pods.</w:t>
       </w:r>
     </w:p>
     <w:p>
@@ -1789,6 +1853,84 @@
         </w:rPr>
         <w:t>). The Job controller continues retrying until the required number of successful completions is achieved or until the backoff limit is exceeded.</w:t>
       </w:r>
+    </w:p>
+    <w:p>
+      <w:pPr>
+        <w:spacing w:after="60"/>
+        <w:jc w:val="both"/>
+        <w:rPr>
+          <w:rFonts w:asciiTheme="majorBidi" w:hAnsiTheme="majorBidi" w:cstheme="majorBidi"/>
+          <w:b/>
+          <w:bCs/>
+          <w:sz w:val="32"/>
+          <w:szCs w:val="32"/>
+        </w:rPr>
+      </w:pPr>
+    </w:p>
+    <w:p>
+      <w:pPr>
+        <w:spacing w:after="60"/>
+        <w:jc w:val="both"/>
+        <w:rPr>
+          <w:rFonts w:asciiTheme="majorBidi" w:hAnsiTheme="majorBidi" w:cstheme="majorBidi"/>
+          <w:b/>
+          <w:bCs/>
+          <w:sz w:val="32"/>
+          <w:szCs w:val="32"/>
+        </w:rPr>
+      </w:pPr>
+    </w:p>
+    <w:p>
+      <w:pPr>
+        <w:spacing w:after="60"/>
+        <w:jc w:val="both"/>
+        <w:rPr>
+          <w:rFonts w:asciiTheme="majorBidi" w:hAnsiTheme="majorBidi" w:cstheme="majorBidi"/>
+          <w:b/>
+          <w:bCs/>
+          <w:sz w:val="32"/>
+          <w:szCs w:val="32"/>
+        </w:rPr>
+      </w:pPr>
+    </w:p>
+    <w:p>
+      <w:pPr>
+        <w:spacing w:after="60"/>
+        <w:jc w:val="both"/>
+        <w:rPr>
+          <w:rFonts w:asciiTheme="majorBidi" w:hAnsiTheme="majorBidi" w:cstheme="majorBidi"/>
+          <w:b/>
+          <w:bCs/>
+          <w:sz w:val="32"/>
+          <w:szCs w:val="32"/>
+        </w:rPr>
+      </w:pPr>
+    </w:p>
+    <w:p>
+      <w:pPr>
+        <w:spacing w:after="60"/>
+        <w:jc w:val="both"/>
+        <w:rPr>
+          <w:rFonts w:asciiTheme="majorBidi" w:hAnsiTheme="majorBidi" w:cstheme="majorBidi"/>
+          <w:b/>
+          <w:bCs/>
+          <w:sz w:val="32"/>
+          <w:szCs w:val="32"/>
+        </w:rPr>
+      </w:pPr>
+    </w:p>
+    <w:p>
+      <w:pPr>
+        <w:spacing w:after="60"/>
+        <w:jc w:val="both"/>
+        <w:rPr>
+          <w:rFonts w:asciiTheme="majorBidi" w:hAnsiTheme="majorBidi" w:cstheme="majorBidi"/>
+          <w:b/>
+          <w:bCs/>
+          <w:sz w:val="32"/>
+          <w:szCs w:val="32"/>
+        </w:rPr>
+      </w:pPr>
     </w:p>
     <w:p>
       <w:pPr>
@@ -1960,16 +2102,16 @@
         <mc:AlternateContent>
           <mc:Choice Requires="wps">
             <w:drawing>
-              <wp:anchor distT="0" distB="0" distL="114300" distR="114300" simplePos="0" relativeHeight="251659264" behindDoc="0" locked="0" layoutInCell="1" allowOverlap="1" wp14:anchorId="1265E4DC" wp14:editId="3CE12B3F">
+              <wp:anchor distT="0" distB="0" distL="114300" distR="114300" simplePos="0" relativeHeight="251659264" behindDoc="0" locked="0" layoutInCell="1" allowOverlap="1" wp14:anchorId="1265E4DC" wp14:editId="7ACEA3A0">
                 <wp:simplePos x="0" y="0"/>
                 <wp:positionH relativeFrom="margin">
                   <wp:align>left</wp:align>
                 </wp:positionH>
                 <wp:positionV relativeFrom="paragraph">
-                  <wp:posOffset>41910</wp:posOffset>
+                  <wp:posOffset>5715</wp:posOffset>
                 </wp:positionV>
-                <wp:extent cx="3352800" cy="3649980"/>
-                <wp:effectExtent l="0" t="0" r="19050" b="26670"/>
+                <wp:extent cx="3352800" cy="3638550"/>
+                <wp:effectExtent l="0" t="0" r="19050" b="19050"/>
                 <wp:wrapNone/>
                 <wp:docPr id="1996972920" name="Rectangle 1"/>
                 <wp:cNvGraphicFramePr/>
@@ -1980,7 +2122,7 @@
                       <wps:spPr>
                         <a:xfrm>
                           <a:off x="0" y="0"/>
-                          <a:ext cx="3352800" cy="3649980"/>
+                          <a:ext cx="3352800" cy="3638550"/>
                         </a:xfrm>
                         <a:prstGeom prst="rect">
                           <a:avLst/>
@@ -2616,7 +2758,7 @@
           </mc:Choice>
           <mc:Fallback>
             <w:pict>
-              <v:rect w14:anchorId="1265E4DC" id="Rectangle 1" o:spid="_x0000_s1026" style="position:absolute;left:0;text-align:left;margin-left:0;margin-top:3.3pt;width:264pt;height:287.4pt;z-index:251659264;visibility:visible;mso-wrap-style:square;mso-width-percent:0;mso-height-percent:0;mso-wrap-distance-left:9pt;mso-wrap-distance-top:0;mso-wrap-distance-right:9pt;mso-wrap-distance-bottom:0;mso-position-horizontal:left;mso-position-horizontal-relative:margin;mso-position-vertical:absolute;mso-position-vertical-relative:text;mso-width-percent:0;mso-height-percent:0;mso-width-relative:margin;mso-height-relative:margin;v-text-anchor:middle" o:gfxdata="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" fillcolor="black [3200]" strokecolor="black [480]" strokeweight="1pt">
+              <v:rect w14:anchorId="1265E4DC" id="Rectangle 1" o:spid="_x0000_s1026" style="position:absolute;left:0;text-align:left;margin-left:0;margin-top:.45pt;width:264pt;height:286.5pt;z-index:251659264;visibility:visible;mso-wrap-style:square;mso-width-percent:0;mso-height-percent:0;mso-wrap-distance-left:9pt;mso-wrap-distance-top:0;mso-wrap-distance-right:9pt;mso-wrap-distance-bottom:0;mso-position-horizontal:left;mso-position-horizontal-relative:margin;mso-position-vertical:absolute;mso-position-vertical-relative:text;mso-width-percent:0;mso-height-percent:0;mso-width-relative:margin;mso-height-relative:margin;v-text-anchor:middle" o:gfxdata="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" fillcolor="black [3200]" strokecolor="black [480]" strokeweight="1pt">
                 <v:textbox>
                   <w:txbxContent>
                     <w:p>
@@ -3313,13 +3455,14 @@
         <w:jc w:val="both"/>
         <w:rPr>
           <w:rFonts w:asciiTheme="majorBidi" w:hAnsiTheme="majorBidi" w:cstheme="majorBidi"/>
-          <w:sz w:val="28"/>
-          <w:szCs w:val="28"/>
-        </w:rPr>
-      </w:pPr>
-    </w:p>
-    <w:p>
-      <w:pPr>
+          <w:sz w:val="20"/>
+          <w:szCs w:val="20"/>
+        </w:rPr>
+      </w:pPr>
+    </w:p>
+    <w:p>
+      <w:pPr>
+        <w:spacing w:after="60"/>
         <w:jc w:val="both"/>
         <w:rPr>
           <w:rFonts w:asciiTheme="majorBidi" w:hAnsiTheme="majorBidi" w:cstheme="majorBidi"/>
@@ -3453,218 +3596,118 @@
     </w:p>
     <w:p>
       <w:pPr>
+        <w:spacing w:after="0"/>
+        <w:jc w:val="both"/>
+        <w:rPr>
+          <w:rFonts w:asciiTheme="majorBidi" w:hAnsiTheme="majorBidi" w:cstheme="majorBidi"/>
+          <w:sz w:val="28"/>
+          <w:szCs w:val="28"/>
+        </w:rPr>
+      </w:pPr>
+      <w:r>
+        <w:rPr>
+          <w:rFonts w:asciiTheme="majorBidi" w:hAnsiTheme="majorBidi" w:cstheme="majorBidi"/>
+          <w:sz w:val="28"/>
+          <w:szCs w:val="28"/>
+        </w:rPr>
+        <w:t>In a Kubernetes Job, the completions and parallelism fields control how many Pods run and how many successful executions are required before the Job is considered finished. The completions field specifies the total number of successful Pod runs that must occur. For example, if completions: 5, Kubernetes will keep creating and running Pods until five Pods finish successfully, regardless of how many failed attempts happen along the way. Failed Pods do not count toward the completion total; Kubernetes retries by creating new Pods until the required number of successful completions is reached or until the retry limit (</w:t>
+      </w:r>
+      <w:proofErr w:type="spellStart"/>
+      <w:r>
+        <w:rPr>
+          <w:rFonts w:asciiTheme="majorBidi" w:hAnsiTheme="majorBidi" w:cstheme="majorBidi"/>
+          <w:sz w:val="28"/>
+          <w:szCs w:val="28"/>
+        </w:rPr>
+        <w:t>backoffLimit</w:t>
+      </w:r>
+      <w:proofErr w:type="spellEnd"/>
+      <w:r>
+        <w:rPr>
+          <w:rFonts w:asciiTheme="majorBidi" w:hAnsiTheme="majorBidi" w:cstheme="majorBidi"/>
+          <w:sz w:val="28"/>
+          <w:szCs w:val="28"/>
+        </w:rPr>
+        <w:t>) is exceeded.</w:t>
+      </w:r>
+    </w:p>
+    <w:p>
+      <w:pPr>
+        <w:spacing w:after="0"/>
+        <w:jc w:val="both"/>
+        <w:rPr>
+          <w:rFonts w:asciiTheme="majorBidi" w:hAnsiTheme="majorBidi" w:cstheme="majorBidi"/>
+          <w:sz w:val="28"/>
+          <w:szCs w:val="28"/>
+        </w:rPr>
+      </w:pPr>
+      <w:r>
+        <w:rPr>
+          <w:rFonts w:asciiTheme="majorBidi" w:hAnsiTheme="majorBidi" w:cstheme="majorBidi"/>
+          <w:sz w:val="28"/>
+          <w:szCs w:val="28"/>
+        </w:rPr>
+        <w:t xml:space="preserve">The parallelism field controls how many Pods can run at the same time. For example, if parallelism: 3 and completions: 5, Kubernetes will run up to three Pods concurrently. As Pods finish successfully, Kubernetes starts new Pods (if needed) to continue progressing toward the total completion goal of five successful runs. If some Pods fail, Kubernetes may create replacement Pods—subject to the </w:t>
+      </w:r>
+      <w:proofErr w:type="spellStart"/>
+      <w:r>
+        <w:rPr>
+          <w:rFonts w:asciiTheme="majorBidi" w:hAnsiTheme="majorBidi" w:cstheme="majorBidi"/>
+          <w:sz w:val="28"/>
+          <w:szCs w:val="28"/>
+        </w:rPr>
+        <w:t>backoffLimit</w:t>
+      </w:r>
+      <w:proofErr w:type="spellEnd"/>
+      <w:r>
+        <w:rPr>
+          <w:rFonts w:asciiTheme="majorBidi" w:hAnsiTheme="majorBidi" w:cstheme="majorBidi"/>
+          <w:sz w:val="28"/>
+          <w:szCs w:val="28"/>
+        </w:rPr>
+        <w:t>, which limits how many retries are allowed before the Job is marked as failed.</w:t>
+      </w:r>
+    </w:p>
+    <w:p>
+      <w:pPr>
+        <w:jc w:val="both"/>
+        <w:rPr>
+          <w:rFonts w:asciiTheme="majorBidi" w:hAnsiTheme="majorBidi" w:cstheme="majorBidi"/>
+          <w:sz w:val="28"/>
+          <w:szCs w:val="28"/>
+        </w:rPr>
+      </w:pPr>
+      <w:r>
+        <w:rPr>
+          <w:rFonts w:asciiTheme="majorBidi" w:hAnsiTheme="majorBidi" w:cstheme="majorBidi"/>
+          <w:sz w:val="28"/>
+          <w:szCs w:val="28"/>
+        </w:rPr>
+        <w:t xml:space="preserve">In other words, completions </w:t>
+      </w:r>
+      <w:proofErr w:type="gramStart"/>
+      <w:r>
+        <w:rPr>
+          <w:rFonts w:asciiTheme="majorBidi" w:hAnsiTheme="majorBidi" w:cstheme="majorBidi"/>
+          <w:sz w:val="28"/>
+          <w:szCs w:val="28"/>
+        </w:rPr>
+        <w:t>defines</w:t>
+      </w:r>
+      <w:proofErr w:type="gramEnd"/>
+      <w:r>
+        <w:rPr>
+          <w:rFonts w:asciiTheme="majorBidi" w:hAnsiTheme="majorBidi" w:cstheme="majorBidi"/>
+          <w:sz w:val="28"/>
+          <w:szCs w:val="28"/>
+        </w:rPr>
+        <w:t xml:space="preserve"> how many successful results are required, while parallelism defines how much concurrency is allowed while achieving those results. If parallelism is not specified, Kubernetes defaults it to 1, meaning the Pods run sequentially. This mechanism allows Jobs to efficiently process tasks such as batch data processing, large computations, or distributed workloads by running multiple Pods simultaneously while still ensuring that the required number of successful executions is achieved.</w:t>
+      </w:r>
+    </w:p>
+    <w:p>
+      <w:pPr>
         <w:spacing w:after="60"/>
         <w:jc w:val="both"/>
-        <w:rPr>
-          <w:rFonts w:asciiTheme="majorBidi" w:hAnsiTheme="majorBidi" w:cstheme="majorBidi"/>
-          <w:sz w:val="28"/>
-          <w:szCs w:val="28"/>
-        </w:rPr>
-      </w:pPr>
-      <w:r>
-        <w:rPr>
-          <w:rFonts w:asciiTheme="majorBidi" w:hAnsiTheme="majorBidi" w:cstheme="majorBidi"/>
-          <w:sz w:val="28"/>
-          <w:szCs w:val="28"/>
-        </w:rPr>
-        <w:t>In a Kubernetes Job, the completions and parallelism fields control how many Pods run and how many successful executions are required before the Job is considered finished. The completions field specifies the total number of successful Pod runs that must occur. For example, if completions: 5, Kubernetes will keep creating and running Pods until five Pods finish successfully, regardless of how many failed attempts happen along the way. Failed Pods do not count toward the completion total; Kubernetes retries by creating new Pods until the required number of successful completions is reached or until the retry limit (</w:t>
-      </w:r>
-      <w:proofErr w:type="spellStart"/>
-      <w:r>
-        <w:rPr>
-          <w:rFonts w:asciiTheme="majorBidi" w:hAnsiTheme="majorBidi" w:cstheme="majorBidi"/>
-          <w:sz w:val="28"/>
-          <w:szCs w:val="28"/>
-        </w:rPr>
-        <w:t>backoffLimit</w:t>
-      </w:r>
-      <w:proofErr w:type="spellEnd"/>
-      <w:r>
-        <w:rPr>
-          <w:rFonts w:asciiTheme="majorBidi" w:hAnsiTheme="majorBidi" w:cstheme="majorBidi"/>
-          <w:sz w:val="28"/>
-          <w:szCs w:val="28"/>
-        </w:rPr>
-        <w:t>) is exceeded.</w:t>
-      </w:r>
-    </w:p>
-    <w:p>
-      <w:pPr>
-        <w:spacing w:after="60"/>
-        <w:jc w:val="both"/>
-        <w:rPr>
-          <w:rFonts w:asciiTheme="majorBidi" w:hAnsiTheme="majorBidi" w:cstheme="majorBidi"/>
-          <w:sz w:val="28"/>
-          <w:szCs w:val="28"/>
-        </w:rPr>
-      </w:pPr>
-      <w:r>
-        <w:rPr>
-          <w:rFonts w:asciiTheme="majorBidi" w:hAnsiTheme="majorBidi" w:cstheme="majorBidi"/>
-          <w:sz w:val="28"/>
-          <w:szCs w:val="28"/>
-        </w:rPr>
-        <w:t xml:space="preserve">The parallelism field controls how many Pods can run at the same time. For example, if parallelism: 3 and completions: 5, Kubernetes will run up to three Pods concurrently. As Pods finish successfully, Kubernetes starts new Pods (if needed) to continue progressing toward the total completion goal of five successful runs. If some Pods fail, Kubernetes may create replacement Pods—subject to the </w:t>
-      </w:r>
-      <w:proofErr w:type="spellStart"/>
-      <w:r>
-        <w:rPr>
-          <w:rFonts w:asciiTheme="majorBidi" w:hAnsiTheme="majorBidi" w:cstheme="majorBidi"/>
-          <w:sz w:val="28"/>
-          <w:szCs w:val="28"/>
-        </w:rPr>
-        <w:t>backoffLimit</w:t>
-      </w:r>
-      <w:proofErr w:type="spellEnd"/>
-      <w:r>
-        <w:rPr>
-          <w:rFonts w:asciiTheme="majorBidi" w:hAnsiTheme="majorBidi" w:cstheme="majorBidi"/>
-          <w:sz w:val="28"/>
-          <w:szCs w:val="28"/>
-        </w:rPr>
-        <w:t>, which limits how many retries are allowed before the Job is marked as failed.</w:t>
-      </w:r>
-    </w:p>
-    <w:p>
-      <w:pPr>
-        <w:jc w:val="both"/>
-        <w:rPr>
-          <w:rFonts w:asciiTheme="majorBidi" w:hAnsiTheme="majorBidi" w:cstheme="majorBidi"/>
-          <w:sz w:val="28"/>
-          <w:szCs w:val="28"/>
-        </w:rPr>
-      </w:pPr>
-      <w:r>
-        <w:rPr>
-          <w:rFonts w:asciiTheme="majorBidi" w:hAnsiTheme="majorBidi" w:cstheme="majorBidi"/>
-          <w:sz w:val="28"/>
-          <w:szCs w:val="28"/>
-        </w:rPr>
-        <w:t xml:space="preserve">In other words, completions defines how many successful results are required, while parallelism defines how much concurrency is allowed while achieving those results. If parallelism is not specified, Kubernetes defaults it to 1, meaning the Pods run sequentially. This mechanism allows </w:t>
-      </w:r>
-      <w:r>
-        <w:rPr>
-          <w:rFonts w:asciiTheme="majorBidi" w:hAnsiTheme="majorBidi" w:cstheme="majorBidi"/>
-          <w:sz w:val="28"/>
-          <w:szCs w:val="28"/>
-        </w:rPr>
-        <w:lastRenderedPageBreak/>
-        <w:t>Jobs to efficiently process tasks such as batch data processing, large computations, or distributed workloads by running multiple Pods simultaneously while still ensuring that the required number of successful executions is achieved.</w:t>
-      </w:r>
-    </w:p>
-    <w:p>
-      <w:pPr>
-        <w:jc w:val="both"/>
-        <w:rPr>
-          <w:rFonts w:asciiTheme="majorBidi" w:hAnsiTheme="majorBidi" w:cstheme="majorBidi"/>
-          <w:sz w:val="28"/>
-          <w:szCs w:val="28"/>
-        </w:rPr>
-      </w:pPr>
-    </w:p>
-    <w:p>
-      <w:pPr>
-        <w:jc w:val="both"/>
-        <w:rPr>
-          <w:rFonts w:asciiTheme="majorBidi" w:hAnsiTheme="majorBidi" w:cstheme="majorBidi"/>
-          <w:sz w:val="28"/>
-          <w:szCs w:val="28"/>
-        </w:rPr>
-      </w:pPr>
-    </w:p>
-    <w:p>
-      <w:pPr>
-        <w:jc w:val="both"/>
-        <w:rPr>
-          <w:rFonts w:asciiTheme="majorBidi" w:hAnsiTheme="majorBidi" w:cstheme="majorBidi"/>
-          <w:sz w:val="28"/>
-          <w:szCs w:val="28"/>
-        </w:rPr>
-      </w:pPr>
-    </w:p>
-    <w:p>
-      <w:pPr>
-        <w:jc w:val="both"/>
-        <w:rPr>
-          <w:rFonts w:asciiTheme="majorBidi" w:hAnsiTheme="majorBidi" w:cstheme="majorBidi"/>
-          <w:sz w:val="28"/>
-          <w:szCs w:val="28"/>
-        </w:rPr>
-      </w:pPr>
-    </w:p>
-    <w:p>
-      <w:pPr>
-        <w:jc w:val="both"/>
-        <w:rPr>
-          <w:rFonts w:asciiTheme="majorBidi" w:hAnsiTheme="majorBidi" w:cstheme="majorBidi"/>
-          <w:sz w:val="28"/>
-          <w:szCs w:val="28"/>
-        </w:rPr>
-      </w:pPr>
-    </w:p>
-    <w:p>
-      <w:pPr>
-        <w:jc w:val="both"/>
-        <w:rPr>
-          <w:rFonts w:asciiTheme="majorBidi" w:hAnsiTheme="majorBidi" w:cstheme="majorBidi"/>
-          <w:sz w:val="28"/>
-          <w:szCs w:val="28"/>
-        </w:rPr>
-      </w:pPr>
-    </w:p>
-    <w:p>
-      <w:pPr>
-        <w:jc w:val="both"/>
-        <w:rPr>
-          <w:rFonts w:asciiTheme="majorBidi" w:hAnsiTheme="majorBidi" w:cstheme="majorBidi"/>
-          <w:sz w:val="28"/>
-          <w:szCs w:val="28"/>
-        </w:rPr>
-      </w:pPr>
-    </w:p>
-    <w:p>
-      <w:pPr>
-        <w:jc w:val="both"/>
-        <w:rPr>
-          <w:rFonts w:asciiTheme="majorBidi" w:hAnsiTheme="majorBidi" w:cstheme="majorBidi"/>
-          <w:sz w:val="28"/>
-          <w:szCs w:val="28"/>
-        </w:rPr>
-      </w:pPr>
-    </w:p>
-    <w:p>
-      <w:pPr>
-        <w:jc w:val="both"/>
-        <w:rPr>
-          <w:rFonts w:asciiTheme="majorBidi" w:hAnsiTheme="majorBidi" w:cstheme="majorBidi"/>
-          <w:sz w:val="28"/>
-          <w:szCs w:val="28"/>
-        </w:rPr>
-      </w:pPr>
-    </w:p>
-    <w:p>
-      <w:pPr>
-        <w:jc w:val="both"/>
-        <w:rPr>
-          <w:rFonts w:asciiTheme="majorBidi" w:hAnsiTheme="majorBidi" w:cstheme="majorBidi"/>
-          <w:sz w:val="28"/>
-          <w:szCs w:val="28"/>
-        </w:rPr>
-      </w:pPr>
-    </w:p>
-    <w:p>
-      <w:pPr>
-        <w:jc w:val="both"/>
-        <w:rPr>
-          <w:rFonts w:asciiTheme="majorBidi" w:hAnsiTheme="majorBidi" w:cstheme="majorBidi"/>
-          <w:sz w:val="28"/>
-          <w:szCs w:val="28"/>
-        </w:rPr>
-      </w:pPr>
-    </w:p>
-    <w:p>
-      <w:pPr>
-        <w:spacing w:after="60"/>
         <w:rPr>
           <w:rFonts w:asciiTheme="majorBidi" w:hAnsiTheme="majorBidi" w:cstheme="majorBidi"/>
           <w:b/>
@@ -3673,10 +3716,7 @@
           <w:szCs w:val="36"/>
         </w:rPr>
       </w:pPr>
-    </w:p>
-    <w:p>
-      <w:pPr>
-        <w:spacing w:after="60"/>
+      <w:r>
         <w:rPr>
           <w:rFonts w:asciiTheme="majorBidi" w:hAnsiTheme="majorBidi" w:cstheme="majorBidi"/>
           <w:b/>
@@ -3684,11 +3724,10 @@
           <w:sz w:val="36"/>
           <w:szCs w:val="36"/>
         </w:rPr>
-      </w:pPr>
-    </w:p>
-    <w:p>
-      <w:pPr>
-        <w:spacing w:after="60"/>
+        <w:lastRenderedPageBreak/>
+        <w:t>Difference Between Init Containers and Jobs</w:t>
+      </w:r>
+      <w:r>
         <w:rPr>
           <w:rFonts w:asciiTheme="majorBidi" w:hAnsiTheme="majorBidi" w:cstheme="majorBidi"/>
           <w:b/>
@@ -3696,200 +3735,50 @@
           <w:sz w:val="36"/>
           <w:szCs w:val="36"/>
         </w:rPr>
-      </w:pPr>
+        <w:t>:</w:t>
+      </w:r>
+    </w:p>
+    <w:p>
+      <w:pPr>
+        <w:spacing w:after="120"/>
+        <w:jc w:val="both"/>
+        <w:rPr>
+          <w:rFonts w:asciiTheme="majorBidi" w:hAnsiTheme="majorBidi" w:cstheme="majorBidi"/>
+          <w:sz w:val="28"/>
+          <w:szCs w:val="28"/>
+        </w:rPr>
+      </w:pPr>
+      <w:r>
+        <w:rPr>
+          <w:rFonts w:asciiTheme="majorBidi" w:hAnsiTheme="majorBidi" w:cstheme="majorBidi"/>
+          <w:sz w:val="28"/>
+          <w:szCs w:val="28"/>
+        </w:rPr>
+        <w:t xml:space="preserve">Although </w:t>
+      </w:r>
+      <w:proofErr w:type="spellStart"/>
+      <w:r>
+        <w:rPr>
+          <w:rFonts w:asciiTheme="majorBidi" w:hAnsiTheme="majorBidi" w:cstheme="majorBidi"/>
+          <w:sz w:val="28"/>
+          <w:szCs w:val="28"/>
+        </w:rPr>
+        <w:t>init</w:t>
+      </w:r>
+      <w:proofErr w:type="spellEnd"/>
+      <w:r>
+        <w:rPr>
+          <w:rFonts w:asciiTheme="majorBidi" w:hAnsiTheme="majorBidi" w:cstheme="majorBidi"/>
+          <w:sz w:val="28"/>
+          <w:szCs w:val="28"/>
+        </w:rPr>
+        <w:t xml:space="preserve"> containers and Jobs both run tasks and then exit, they serve very different purposes in Kubernetes. The key difference is scope and lifecycle.</w:t>
+      </w:r>
     </w:p>
     <w:p>
       <w:pPr>
         <w:spacing w:after="60"/>
-        <w:rPr>
-          <w:rFonts w:asciiTheme="majorBidi" w:hAnsiTheme="majorBidi" w:cstheme="majorBidi"/>
-          <w:b/>
-          <w:bCs/>
-          <w:sz w:val="36"/>
-          <w:szCs w:val="36"/>
-        </w:rPr>
-      </w:pPr>
-    </w:p>
-    <w:p>
-      <w:pPr>
-        <w:spacing w:after="60"/>
-        <w:rPr>
-          <w:rFonts w:asciiTheme="majorBidi" w:hAnsiTheme="majorBidi" w:cstheme="majorBidi"/>
-          <w:b/>
-          <w:bCs/>
-          <w:sz w:val="36"/>
-          <w:szCs w:val="36"/>
-        </w:rPr>
-      </w:pPr>
-    </w:p>
-    <w:p>
-      <w:pPr>
-        <w:spacing w:after="60"/>
-        <w:rPr>
-          <w:rFonts w:asciiTheme="majorBidi" w:hAnsiTheme="majorBidi" w:cstheme="majorBidi"/>
-          <w:b/>
-          <w:bCs/>
-          <w:sz w:val="36"/>
-          <w:szCs w:val="36"/>
-        </w:rPr>
-      </w:pPr>
-    </w:p>
-    <w:p>
-      <w:pPr>
-        <w:spacing w:after="60"/>
-        <w:rPr>
-          <w:rFonts w:asciiTheme="majorBidi" w:hAnsiTheme="majorBidi" w:cstheme="majorBidi"/>
-          <w:b/>
-          <w:bCs/>
-          <w:sz w:val="36"/>
-          <w:szCs w:val="36"/>
-        </w:rPr>
-      </w:pPr>
-    </w:p>
-    <w:p>
-      <w:pPr>
-        <w:spacing w:after="60"/>
-        <w:rPr>
-          <w:rFonts w:asciiTheme="majorBidi" w:hAnsiTheme="majorBidi" w:cstheme="majorBidi"/>
-          <w:b/>
-          <w:bCs/>
-          <w:sz w:val="36"/>
-          <w:szCs w:val="36"/>
-        </w:rPr>
-      </w:pPr>
-    </w:p>
-    <w:p>
-      <w:pPr>
-        <w:spacing w:after="60"/>
-        <w:rPr>
-          <w:rFonts w:asciiTheme="majorBidi" w:hAnsiTheme="majorBidi" w:cstheme="majorBidi"/>
-          <w:b/>
-          <w:bCs/>
-          <w:sz w:val="36"/>
-          <w:szCs w:val="36"/>
-        </w:rPr>
-      </w:pPr>
-    </w:p>
-    <w:p>
-      <w:pPr>
-        <w:spacing w:after="60"/>
-        <w:rPr>
-          <w:rFonts w:asciiTheme="majorBidi" w:hAnsiTheme="majorBidi" w:cstheme="majorBidi"/>
-          <w:b/>
-          <w:bCs/>
-          <w:sz w:val="36"/>
-          <w:szCs w:val="36"/>
-        </w:rPr>
-      </w:pPr>
-    </w:p>
-    <w:p>
-      <w:pPr>
-        <w:spacing w:after="60"/>
-        <w:rPr>
-          <w:rFonts w:asciiTheme="majorBidi" w:hAnsiTheme="majorBidi" w:cstheme="majorBidi"/>
-          <w:b/>
-          <w:bCs/>
-          <w:sz w:val="36"/>
-          <w:szCs w:val="36"/>
-        </w:rPr>
-      </w:pPr>
-    </w:p>
-    <w:p>
-      <w:pPr>
-        <w:spacing w:after="60"/>
-        <w:rPr>
-          <w:rFonts w:asciiTheme="majorBidi" w:hAnsiTheme="majorBidi" w:cstheme="majorBidi"/>
-          <w:b/>
-          <w:bCs/>
-          <w:sz w:val="36"/>
-          <w:szCs w:val="36"/>
-        </w:rPr>
-      </w:pPr>
-    </w:p>
-    <w:p>
-      <w:pPr>
-        <w:spacing w:after="60"/>
-        <w:rPr>
-          <w:rFonts w:asciiTheme="majorBidi" w:hAnsiTheme="majorBidi" w:cstheme="majorBidi"/>
-          <w:b/>
-          <w:bCs/>
-          <w:sz w:val="36"/>
-          <w:szCs w:val="36"/>
-        </w:rPr>
-      </w:pPr>
-    </w:p>
-    <w:p>
-      <w:pPr>
-        <w:spacing w:after="60"/>
-        <w:rPr>
-          <w:rFonts w:asciiTheme="majorBidi" w:hAnsiTheme="majorBidi" w:cstheme="majorBidi"/>
-          <w:b/>
-          <w:bCs/>
-          <w:sz w:val="36"/>
-          <w:szCs w:val="36"/>
-        </w:rPr>
-      </w:pPr>
-      <w:r>
-        <w:rPr>
-          <w:rFonts w:asciiTheme="majorBidi" w:hAnsiTheme="majorBidi" w:cstheme="majorBidi"/>
-          <w:b/>
-          <w:bCs/>
-          <w:sz w:val="36"/>
-          <w:szCs w:val="36"/>
-        </w:rPr>
-        <w:lastRenderedPageBreak/>
-        <w:t>Difference Between Init Containers and Jobs</w:t>
-      </w:r>
-      <w:r>
-        <w:rPr>
-          <w:rFonts w:asciiTheme="majorBidi" w:hAnsiTheme="majorBidi" w:cstheme="majorBidi"/>
-          <w:b/>
-          <w:bCs/>
-          <w:sz w:val="36"/>
-          <w:szCs w:val="36"/>
-        </w:rPr>
-        <w:t>:</w:t>
-      </w:r>
-    </w:p>
-    <w:p>
-      <w:pPr>
-        <w:spacing w:after="120"/>
-        <w:rPr>
-          <w:rFonts w:asciiTheme="majorBidi" w:hAnsiTheme="majorBidi" w:cstheme="majorBidi"/>
-          <w:sz w:val="28"/>
-          <w:szCs w:val="28"/>
-        </w:rPr>
-      </w:pPr>
-      <w:r>
-        <w:rPr>
-          <w:rFonts w:asciiTheme="majorBidi" w:hAnsiTheme="majorBidi" w:cstheme="majorBidi"/>
-          <w:sz w:val="28"/>
-          <w:szCs w:val="28"/>
-        </w:rPr>
-        <w:t xml:space="preserve">Although </w:t>
-      </w:r>
-      <w:proofErr w:type="spellStart"/>
-      <w:r>
-        <w:rPr>
-          <w:rFonts w:asciiTheme="majorBidi" w:hAnsiTheme="majorBidi" w:cstheme="majorBidi"/>
-          <w:sz w:val="28"/>
-          <w:szCs w:val="28"/>
-        </w:rPr>
-        <w:t>init</w:t>
-      </w:r>
-      <w:proofErr w:type="spellEnd"/>
-      <w:r>
-        <w:rPr>
-          <w:rFonts w:asciiTheme="majorBidi" w:hAnsiTheme="majorBidi" w:cstheme="majorBidi"/>
-          <w:sz w:val="28"/>
-          <w:szCs w:val="28"/>
-        </w:rPr>
-        <w:t xml:space="preserve"> containers and Jobs both run tasks and then exit, they serve very different purposes in Kubernetes. The key difference is scope and lifecycle.</w:t>
-      </w:r>
-    </w:p>
-    <w:p>
-      <w:pPr>
-        <w:spacing w:after="60"/>
+        <w:jc w:val="both"/>
         <w:rPr>
           <w:rFonts w:asciiTheme="majorBidi" w:hAnsiTheme="majorBidi" w:cstheme="majorBidi"/>
           <w:b/>
@@ -3912,6 +3801,7 @@
     <w:p>
       <w:pPr>
         <w:spacing w:after="60"/>
+        <w:jc w:val="both"/>
         <w:rPr>
           <w:rFonts w:asciiTheme="majorBidi" w:hAnsiTheme="majorBidi" w:cstheme="majorBidi"/>
           <w:sz w:val="28"/>
@@ -3953,6 +3843,7 @@
           <w:numId w:val="8"/>
         </w:numPr>
         <w:ind w:left="360"/>
+        <w:jc w:val="both"/>
         <w:rPr>
           <w:rFonts w:asciiTheme="majorBidi" w:hAnsiTheme="majorBidi" w:cstheme="majorBidi"/>
           <w:sz w:val="28"/>
@@ -3976,6 +3867,7 @@
           <w:numId w:val="8"/>
         </w:numPr>
         <w:ind w:left="360"/>
+        <w:jc w:val="both"/>
         <w:rPr>
           <w:rFonts w:asciiTheme="majorBidi" w:hAnsiTheme="majorBidi" w:cstheme="majorBidi"/>
           <w:sz w:val="28"/>
@@ -3999,6 +3891,7 @@
           <w:numId w:val="8"/>
         </w:numPr>
         <w:ind w:left="360"/>
+        <w:jc w:val="both"/>
         <w:rPr>
           <w:rFonts w:asciiTheme="majorBidi" w:hAnsiTheme="majorBidi" w:cstheme="majorBidi"/>
           <w:sz w:val="28"/>
@@ -4023,6 +3916,7 @@
         </w:numPr>
         <w:spacing w:after="120"/>
         <w:ind w:left="360"/>
+        <w:jc w:val="both"/>
         <w:rPr>
           <w:rFonts w:asciiTheme="majorBidi" w:hAnsiTheme="majorBidi" w:cstheme="majorBidi"/>
           <w:sz w:val="28"/>
@@ -4041,6 +3935,7 @@
     <w:p>
       <w:pPr>
         <w:spacing w:after="60"/>
+        <w:jc w:val="both"/>
         <w:rPr>
           <w:rFonts w:asciiTheme="majorBidi" w:hAnsiTheme="majorBidi" w:cstheme="majorBidi"/>
           <w:b/>
@@ -4063,6 +3958,7 @@
     <w:p>
       <w:pPr>
         <w:spacing w:after="120"/>
+        <w:jc w:val="both"/>
         <w:rPr>
           <w:rFonts w:asciiTheme="majorBidi" w:hAnsiTheme="majorBidi" w:cstheme="majorBidi"/>
           <w:sz w:val="28"/>
@@ -4081,6 +3977,7 @@
     <w:p>
       <w:pPr>
         <w:spacing w:after="60"/>
+        <w:jc w:val="both"/>
         <w:rPr>
           <w:rFonts w:asciiTheme="majorBidi" w:hAnsiTheme="majorBidi" w:cstheme="majorBidi"/>
           <w:b/>
@@ -4108,6 +4005,7 @@
           <w:numId w:val="9"/>
         </w:numPr>
         <w:ind w:left="360"/>
+        <w:jc w:val="both"/>
         <w:rPr>
           <w:rFonts w:asciiTheme="majorBidi" w:hAnsiTheme="majorBidi" w:cstheme="majorBidi"/>
           <w:sz w:val="28"/>
@@ -4131,6 +4029,7 @@
           <w:numId w:val="9"/>
         </w:numPr>
         <w:ind w:left="360"/>
+        <w:jc w:val="both"/>
         <w:rPr>
           <w:rFonts w:asciiTheme="majorBidi" w:hAnsiTheme="majorBidi" w:cstheme="majorBidi"/>
           <w:sz w:val="28"/>
@@ -4154,6 +4053,7 @@
           <w:numId w:val="9"/>
         </w:numPr>
         <w:ind w:left="360"/>
+        <w:jc w:val="both"/>
         <w:rPr>
           <w:rFonts w:asciiTheme="majorBidi" w:hAnsiTheme="majorBidi" w:cstheme="majorBidi"/>
           <w:sz w:val="28"/>
@@ -4178,6 +4078,7 @@
         </w:numPr>
         <w:spacing w:after="120"/>
         <w:ind w:left="360"/>
+        <w:jc w:val="both"/>
         <w:rPr>
           <w:rFonts w:asciiTheme="majorBidi" w:hAnsiTheme="majorBidi" w:cstheme="majorBidi"/>
           <w:sz w:val="28"/>
@@ -4196,6 +4097,7 @@
     <w:p>
       <w:pPr>
         <w:spacing w:after="60"/>
+        <w:jc w:val="both"/>
         <w:rPr>
           <w:rFonts w:asciiTheme="majorBidi" w:hAnsiTheme="majorBidi" w:cstheme="majorBidi"/>
           <w:b/>
@@ -4223,6 +4125,7 @@
           <w:numId w:val="10"/>
         </w:numPr>
         <w:ind w:left="360"/>
+        <w:jc w:val="both"/>
         <w:rPr>
           <w:rFonts w:asciiTheme="majorBidi" w:hAnsiTheme="majorBidi" w:cstheme="majorBidi"/>
           <w:sz w:val="28"/>
@@ -4246,6 +4149,7 @@
           <w:numId w:val="10"/>
         </w:numPr>
         <w:ind w:left="360"/>
+        <w:jc w:val="both"/>
         <w:rPr>
           <w:rFonts w:asciiTheme="majorBidi" w:hAnsiTheme="majorBidi" w:cstheme="majorBidi"/>
           <w:sz w:val="28"/>
@@ -4269,6 +4173,7 @@
           <w:numId w:val="10"/>
         </w:numPr>
         <w:ind w:left="360"/>
+        <w:jc w:val="both"/>
         <w:rPr>
           <w:rFonts w:asciiTheme="majorBidi" w:hAnsiTheme="majorBidi" w:cstheme="majorBidi"/>
           <w:sz w:val="28"/>
@@ -4293,6 +4198,7 @@
         </w:numPr>
         <w:spacing w:after="120"/>
         <w:ind w:left="360"/>
+        <w:jc w:val="both"/>
         <w:rPr>
           <w:rFonts w:asciiTheme="majorBidi" w:hAnsiTheme="majorBidi" w:cstheme="majorBidi"/>
           <w:sz w:val="28"/>
@@ -4311,6 +4217,7 @@
     <w:p>
       <w:pPr>
         <w:spacing w:after="60"/>
+        <w:jc w:val="both"/>
         <w:rPr>
           <w:rFonts w:asciiTheme="majorBidi" w:hAnsiTheme="majorBidi" w:cstheme="majorBidi"/>
           <w:b/>
@@ -4333,6 +4240,7 @@
     <w:p>
       <w:pPr>
         <w:spacing w:after="60"/>
+        <w:jc w:val="both"/>
         <w:rPr>
           <w:rFonts w:asciiTheme="majorBidi" w:hAnsiTheme="majorBidi" w:cstheme="majorBidi"/>
           <w:sz w:val="28"/>
@@ -4356,6 +4264,7 @@
           <w:numId w:val="11"/>
         </w:numPr>
         <w:ind w:left="360"/>
+        <w:jc w:val="both"/>
         <w:rPr>
           <w:rFonts w:asciiTheme="majorBidi" w:hAnsiTheme="majorBidi" w:cstheme="majorBidi"/>
           <w:sz w:val="28"/>
@@ -4379,6 +4288,7 @@
           <w:numId w:val="11"/>
         </w:numPr>
         <w:ind w:left="360"/>
+        <w:jc w:val="both"/>
         <w:rPr>
           <w:rFonts w:asciiTheme="majorBidi" w:hAnsiTheme="majorBidi" w:cstheme="majorBidi"/>
           <w:sz w:val="28"/>
@@ -4420,6 +4330,7 @@
           <w:numId w:val="11"/>
         </w:numPr>
         <w:ind w:left="360"/>
+        <w:jc w:val="both"/>
         <w:rPr>
           <w:rFonts w:asciiTheme="majorBidi" w:hAnsiTheme="majorBidi" w:cstheme="majorBidi"/>
           <w:sz w:val="28"/>
@@ -4444,6 +4355,7 @@
         </w:numPr>
         <w:spacing w:after="120"/>
         <w:ind w:left="360"/>
+        <w:jc w:val="both"/>
         <w:rPr>
           <w:rFonts w:asciiTheme="majorBidi" w:hAnsiTheme="majorBidi" w:cstheme="majorBidi"/>
           <w:sz w:val="28"/>
@@ -4462,6 +4374,7 @@
     <w:p>
       <w:pPr>
         <w:spacing w:after="60"/>
+        <w:jc w:val="both"/>
         <w:rPr>
           <w:rFonts w:asciiTheme="majorBidi" w:hAnsiTheme="majorBidi" w:cstheme="majorBidi"/>
           <w:b/>
@@ -4484,6 +4397,7 @@
     <w:p>
       <w:pPr>
         <w:spacing w:after="120"/>
+        <w:jc w:val="both"/>
         <w:rPr>
           <w:rFonts w:asciiTheme="majorBidi" w:hAnsiTheme="majorBidi" w:cstheme="majorBidi"/>
           <w:sz w:val="28"/>
@@ -4502,6 +4416,7 @@
     <w:p>
       <w:pPr>
         <w:spacing w:after="60"/>
+        <w:jc w:val="both"/>
         <w:rPr>
           <w:rFonts w:asciiTheme="majorBidi" w:hAnsiTheme="majorBidi" w:cstheme="majorBidi"/>
           <w:b/>
@@ -4529,6 +4444,7 @@
           <w:numId w:val="12"/>
         </w:numPr>
         <w:ind w:left="360"/>
+        <w:jc w:val="both"/>
         <w:rPr>
           <w:rFonts w:asciiTheme="majorBidi" w:hAnsiTheme="majorBidi" w:cstheme="majorBidi"/>
           <w:sz w:val="28"/>
@@ -4552,6 +4468,7 @@
           <w:numId w:val="12"/>
         </w:numPr>
         <w:ind w:left="360"/>
+        <w:jc w:val="both"/>
         <w:rPr>
           <w:rFonts w:asciiTheme="majorBidi" w:hAnsiTheme="majorBidi" w:cstheme="majorBidi"/>
           <w:sz w:val="28"/>
@@ -4575,6 +4492,7 @@
           <w:numId w:val="12"/>
         </w:numPr>
         <w:ind w:left="360"/>
+        <w:jc w:val="both"/>
         <w:rPr>
           <w:rFonts w:asciiTheme="majorBidi" w:hAnsiTheme="majorBidi" w:cstheme="majorBidi"/>
           <w:sz w:val="28"/>
@@ -4599,25 +4517,26 @@
         </w:numPr>
         <w:spacing w:after="120"/>
         <w:ind w:left="360"/>
-        <w:rPr>
-          <w:rFonts w:asciiTheme="majorBidi" w:hAnsiTheme="majorBidi" w:cstheme="majorBidi"/>
-          <w:sz w:val="28"/>
-          <w:szCs w:val="28"/>
-        </w:rPr>
-      </w:pPr>
-      <w:r>
-        <w:rPr>
-          <w:rFonts w:asciiTheme="majorBidi" w:hAnsiTheme="majorBidi" w:cstheme="majorBidi"/>
-          <w:sz w:val="28"/>
-          <w:szCs w:val="28"/>
-        </w:rPr>
-        <w:lastRenderedPageBreak/>
+        <w:jc w:val="both"/>
+        <w:rPr>
+          <w:rFonts w:asciiTheme="majorBidi" w:hAnsiTheme="majorBidi" w:cstheme="majorBidi"/>
+          <w:sz w:val="28"/>
+          <w:szCs w:val="28"/>
+        </w:rPr>
+      </w:pPr>
+      <w:r>
+        <w:rPr>
+          <w:rFonts w:asciiTheme="majorBidi" w:hAnsiTheme="majorBidi" w:cstheme="majorBidi"/>
+          <w:sz w:val="28"/>
+          <w:szCs w:val="28"/>
+        </w:rPr>
         <w:t>One‑time administrative tasks</w:t>
       </w:r>
     </w:p>
     <w:p>
       <w:pPr>
         <w:spacing w:after="60"/>
+        <w:jc w:val="both"/>
         <w:rPr>
           <w:rFonts w:asciiTheme="majorBidi" w:hAnsiTheme="majorBidi" w:cstheme="majorBidi"/>
           <w:b/>
@@ -4645,18 +4564,20 @@
           <w:numId w:val="13"/>
         </w:numPr>
         <w:ind w:left="360"/>
-        <w:rPr>
-          <w:rFonts w:asciiTheme="majorBidi" w:hAnsiTheme="majorBidi" w:cstheme="majorBidi"/>
-          <w:sz w:val="28"/>
-          <w:szCs w:val="28"/>
-        </w:rPr>
-      </w:pPr>
-      <w:r>
-        <w:rPr>
-          <w:rFonts w:asciiTheme="majorBidi" w:hAnsiTheme="majorBidi" w:cstheme="majorBidi"/>
-          <w:sz w:val="28"/>
-          <w:szCs w:val="28"/>
-        </w:rPr>
+        <w:jc w:val="both"/>
+        <w:rPr>
+          <w:rFonts w:asciiTheme="majorBidi" w:hAnsiTheme="majorBidi" w:cstheme="majorBidi"/>
+          <w:sz w:val="28"/>
+          <w:szCs w:val="28"/>
+        </w:rPr>
+      </w:pPr>
+      <w:r>
+        <w:rPr>
+          <w:rFonts w:asciiTheme="majorBidi" w:hAnsiTheme="majorBidi" w:cstheme="majorBidi"/>
+          <w:sz w:val="28"/>
+          <w:szCs w:val="28"/>
+        </w:rPr>
+        <w:lastRenderedPageBreak/>
         <w:t>Runs independently</w:t>
       </w:r>
     </w:p>
@@ -4668,6 +4589,7 @@
           <w:numId w:val="13"/>
         </w:numPr>
         <w:ind w:left="360"/>
+        <w:jc w:val="both"/>
         <w:rPr>
           <w:rFonts w:asciiTheme="majorBidi" w:hAnsiTheme="majorBidi" w:cstheme="majorBidi"/>
           <w:sz w:val="28"/>
@@ -4709,6 +4631,7 @@
           <w:numId w:val="13"/>
         </w:numPr>
         <w:ind w:left="360"/>
+        <w:jc w:val="both"/>
         <w:rPr>
           <w:rFonts w:asciiTheme="majorBidi" w:hAnsiTheme="majorBidi" w:cstheme="majorBidi"/>
           <w:sz w:val="28"/>
@@ -4811,9 +4734,9 @@
         <w:tblLook w:val="04A0" w:firstRow="1" w:lastRow="0" w:firstColumn="1" w:lastColumn="0" w:noHBand="0" w:noVBand="1"/>
       </w:tblPr>
       <w:tblGrid>
-        <w:gridCol w:w="2610"/>
-        <w:gridCol w:w="3150"/>
-        <w:gridCol w:w="5030"/>
+        <w:gridCol w:w="2566"/>
+        <w:gridCol w:w="3055"/>
+        <w:gridCol w:w="4845"/>
       </w:tblGrid>
       <w:tr>
         <w:trPr>
@@ -5770,8 +5693,11 @@
           <w:szCs w:val="48"/>
         </w:rPr>
       </w:pPr>
-      <w:proofErr w:type="spellStart"/>
-      <w:r>
+    </w:p>
+    <w:p>
+      <w:pPr>
+        <w:spacing w:after="60"/>
+        <w:jc w:val="both"/>
         <w:rPr>
           <w:rFonts w:asciiTheme="majorBidi" w:hAnsiTheme="majorBidi" w:cstheme="majorBidi"/>
           <w:b/>
@@ -5779,6 +5705,16 @@
           <w:sz w:val="48"/>
           <w:szCs w:val="48"/>
         </w:rPr>
+      </w:pPr>
+      <w:proofErr w:type="spellStart"/>
+      <w:r>
+        <w:rPr>
+          <w:rFonts w:asciiTheme="majorBidi" w:hAnsiTheme="majorBidi" w:cstheme="majorBidi"/>
+          <w:b/>
+          <w:bCs/>
+          <w:sz w:val="48"/>
+          <w:szCs w:val="48"/>
+        </w:rPr>
         <w:lastRenderedPageBreak/>
         <w:t>CronJob</w:t>
       </w:r>
@@ -5786,7 +5722,7 @@
     </w:p>
     <w:p>
       <w:pPr>
-        <w:spacing w:after="60"/>
+        <w:spacing w:after="0"/>
         <w:jc w:val="both"/>
         <w:rPr>
           <w:rFonts w:asciiTheme="majorBidi" w:hAnsiTheme="majorBidi" w:cstheme="majorBidi"/>
@@ -5859,7 +5795,7 @@
     </w:p>
     <w:p>
       <w:pPr>
-        <w:spacing w:after="60"/>
+        <w:spacing w:after="0"/>
         <w:jc w:val="both"/>
         <w:rPr>
           <w:rFonts w:asciiTheme="majorBidi" w:hAnsiTheme="majorBidi" w:cstheme="majorBidi"/>
@@ -5906,7 +5842,7 @@
     </w:p>
     <w:p>
       <w:pPr>
-        <w:spacing w:after="60"/>
+        <w:spacing w:after="0"/>
         <w:jc w:val="both"/>
         <w:rPr>
           <w:rFonts w:asciiTheme="majorBidi" w:hAnsiTheme="majorBidi" w:cstheme="majorBidi"/>
@@ -5999,7 +5935,7 @@
     </w:p>
     <w:p>
       <w:pPr>
-        <w:spacing w:after="60"/>
+        <w:spacing w:after="0"/>
         <w:jc w:val="both"/>
         <w:rPr>
           <w:rFonts w:asciiTheme="majorBidi" w:hAnsiTheme="majorBidi" w:cstheme="majorBidi"/>
@@ -6282,6 +6218,7 @@
     </w:p>
     <w:p>
       <w:pPr>
+        <w:spacing w:after="120"/>
         <w:jc w:val="both"/>
         <w:rPr>
           <w:rFonts w:asciiTheme="majorBidi" w:hAnsiTheme="majorBidi" w:cstheme="majorBidi"/>
@@ -6310,6 +6247,7 @@
     </w:p>
     <w:p>
       <w:pPr>
+        <w:spacing w:after="60"/>
         <w:jc w:val="both"/>
         <w:rPr>
           <w:rFonts w:asciiTheme="majorBidi" w:hAnsiTheme="majorBidi" w:cstheme="majorBidi"/>
@@ -6332,6 +6270,7 @@
     </w:p>
     <w:p>
       <w:pPr>
+        <w:spacing w:after="60"/>
         <w:jc w:val="both"/>
         <w:rPr>
           <w:rFonts w:asciiTheme="majorBidi" w:hAnsiTheme="majorBidi" w:cstheme="majorBidi"/>
@@ -6467,6 +6406,7 @@
           <w:ilvl w:val="0"/>
           <w:numId w:val="14"/>
         </w:numPr>
+        <w:spacing w:after="120"/>
         <w:ind w:left="360"/>
         <w:jc w:val="both"/>
         <w:rPr>
@@ -6486,24 +6426,30 @@
     </w:p>
     <w:p>
       <w:pPr>
-        <w:jc w:val="both"/>
-        <w:rPr>
-          <w:rFonts w:asciiTheme="majorBidi" w:hAnsiTheme="majorBidi" w:cstheme="majorBidi"/>
-          <w:sz w:val="28"/>
-          <w:szCs w:val="28"/>
-        </w:rPr>
-      </w:pPr>
-      <w:r>
-        <w:rPr>
-          <w:rFonts w:asciiTheme="majorBidi" w:hAnsiTheme="majorBidi" w:cstheme="majorBidi"/>
-          <w:sz w:val="28"/>
-          <w:szCs w:val="28"/>
+        <w:spacing w:after="60"/>
+        <w:jc w:val="both"/>
+        <w:rPr>
+          <w:rFonts w:asciiTheme="majorBidi" w:hAnsiTheme="majorBidi" w:cstheme="majorBidi"/>
+          <w:b/>
+          <w:bCs/>
+          <w:sz w:val="32"/>
+          <w:szCs w:val="32"/>
+        </w:rPr>
+      </w:pPr>
+      <w:r>
+        <w:rPr>
+          <w:rFonts w:asciiTheme="majorBidi" w:hAnsiTheme="majorBidi" w:cstheme="majorBidi"/>
+          <w:b/>
+          <w:bCs/>
+          <w:sz w:val="32"/>
+          <w:szCs w:val="32"/>
         </w:rPr>
         <w:t>Schedule</w:t>
       </w:r>
     </w:p>
     <w:p>
       <w:pPr>
+        <w:spacing w:after="60"/>
         <w:jc w:val="both"/>
         <w:rPr>
           <w:rFonts w:asciiTheme="majorBidi" w:hAnsiTheme="majorBidi" w:cstheme="majorBidi"/>
@@ -6537,24 +6483,21 @@
         </w:rPr>
         <w:t xml:space="preserve"> expression.</w:t>
       </w:r>
-    </w:p>
-    <w:p>
-      <w:pPr>
-        <w:jc w:val="both"/>
+      <w:r>
+        <w:rPr>
+          <w:rFonts w:asciiTheme="majorBidi" w:hAnsiTheme="majorBidi" w:cstheme="majorBidi"/>
+          <w:sz w:val="28"/>
+          <w:szCs w:val="28"/>
+        </w:rPr>
+        <w:t xml:space="preserve"> </w:t>
+      </w:r>
+      <w:r>
         <w:rPr>
           <w:rFonts w:asciiTheme="majorBidi" w:hAnsiTheme="majorBidi" w:cstheme="majorBidi"/>
           <w:sz w:val="28"/>
           <w:szCs w:val="28"/>
           <w:u w:val="single"/>
         </w:rPr>
-      </w:pPr>
-      <w:r>
-        <w:rPr>
-          <w:rFonts w:asciiTheme="majorBidi" w:hAnsiTheme="majorBidi" w:cstheme="majorBidi"/>
-          <w:sz w:val="28"/>
-          <w:szCs w:val="28"/>
-          <w:u w:val="single"/>
-        </w:rPr>
         <w:t>Format:</w:t>
       </w:r>
     </w:p>
@@ -6574,20 +6517,19 @@
           <w:sz w:val="28"/>
           <w:szCs w:val="28"/>
         </w:rPr>
-        <w:lastRenderedPageBreak/>
         <mc:AlternateContent>
           <mc:Choice Requires="wps">
             <w:drawing>
-              <wp:anchor distT="0" distB="0" distL="114300" distR="114300" simplePos="0" relativeHeight="251660288" behindDoc="0" locked="0" layoutInCell="1" allowOverlap="1" wp14:anchorId="2AE22A83" wp14:editId="62DDB4A8">
+              <wp:anchor distT="0" distB="0" distL="114300" distR="114300" simplePos="0" relativeHeight="251660288" behindDoc="0" locked="0" layoutInCell="1" allowOverlap="1" wp14:anchorId="2AE22A83" wp14:editId="5E3CF56A">
                 <wp:simplePos x="0" y="0"/>
                 <wp:positionH relativeFrom="margin">
                   <wp:align>left</wp:align>
                 </wp:positionH>
                 <wp:positionV relativeFrom="paragraph">
-                  <wp:posOffset>0</wp:posOffset>
+                  <wp:posOffset>7619</wp:posOffset>
                 </wp:positionV>
-                <wp:extent cx="2987040" cy="1767840"/>
-                <wp:effectExtent l="0" t="0" r="22860" b="22860"/>
+                <wp:extent cx="2987040" cy="1438275"/>
+                <wp:effectExtent l="0" t="0" r="22860" b="28575"/>
                 <wp:wrapNone/>
                 <wp:docPr id="273575991" name="Rectangle 2"/>
                 <wp:cNvGraphicFramePr/>
@@ -6598,7 +6540,7 @@
                       <wps:spPr>
                         <a:xfrm>
                           <a:off x="0" y="0"/>
-                          <a:ext cx="2987040" cy="1767840"/>
+                          <a:ext cx="2987040" cy="1438275"/>
                         </a:xfrm>
                         <a:prstGeom prst="rect">
                           <a:avLst/>
@@ -6627,89 +6569,17 @@
                               <w:spacing w:after="0"/>
                               <w:rPr>
                                 <w:rFonts w:asciiTheme="majorBidi" w:hAnsiTheme="majorBidi" w:cstheme="majorBidi"/>
-                                <w:sz w:val="28"/>
-                                <w:szCs w:val="28"/>
+                                <w:sz w:val="27"/>
+                                <w:szCs w:val="27"/>
                               </w:rPr>
                             </w:pPr>
                             <w:r>
                               <w:rPr>
                                 <w:rFonts w:asciiTheme="majorBidi" w:hAnsiTheme="majorBidi" w:cstheme="majorBidi"/>
-                                <w:sz w:val="28"/>
-                                <w:szCs w:val="28"/>
+                                <w:sz w:val="27"/>
+                                <w:szCs w:val="27"/>
                               </w:rPr>
-                              <w:t xml:space="preserve"> </w:t>
-                            </w:r>
-                            <w:r>
-                              <w:rPr>
-                                <w:rFonts w:asciiTheme="majorBidi" w:hAnsiTheme="majorBidi" w:cstheme="majorBidi"/>
-                                <w:sz w:val="28"/>
-                                <w:szCs w:val="28"/>
-                              </w:rPr>
-                              <w:t>*</w:t>
-                            </w:r>
-                            <w:r>
-                              <w:rPr>
-                                <w:rFonts w:asciiTheme="majorBidi" w:hAnsiTheme="majorBidi" w:cstheme="majorBidi"/>
-                                <w:sz w:val="28"/>
-                                <w:szCs w:val="28"/>
-                              </w:rPr>
-                              <w:t xml:space="preserve"> </w:t>
-                            </w:r>
-                            <w:r>
-                              <w:rPr>
-                                <w:rFonts w:asciiTheme="majorBidi" w:hAnsiTheme="majorBidi" w:cstheme="majorBidi"/>
-                                <w:sz w:val="28"/>
-                                <w:szCs w:val="28"/>
-                              </w:rPr>
-                              <w:t xml:space="preserve">* </w:t>
-                            </w:r>
-                            <w:r>
-                              <w:rPr>
-                                <w:rFonts w:asciiTheme="majorBidi" w:hAnsiTheme="majorBidi" w:cstheme="majorBidi"/>
-                                <w:sz w:val="28"/>
-                                <w:szCs w:val="28"/>
-                              </w:rPr>
-                              <w:t xml:space="preserve"> </w:t>
-                            </w:r>
-                            <w:r>
-                              <w:rPr>
-                                <w:rFonts w:asciiTheme="majorBidi" w:hAnsiTheme="majorBidi" w:cstheme="majorBidi"/>
-                                <w:sz w:val="28"/>
-                                <w:szCs w:val="28"/>
-                              </w:rPr>
-                              <w:t xml:space="preserve">* </w:t>
-                            </w:r>
-                            <w:r>
-                              <w:rPr>
-                                <w:rFonts w:asciiTheme="majorBidi" w:hAnsiTheme="majorBidi" w:cstheme="majorBidi"/>
-                                <w:sz w:val="28"/>
-                                <w:szCs w:val="28"/>
-                              </w:rPr>
-                              <w:t xml:space="preserve"> </w:t>
-                            </w:r>
-                            <w:r>
-                              <w:rPr>
-                                <w:rFonts w:asciiTheme="majorBidi" w:hAnsiTheme="majorBidi" w:cstheme="majorBidi"/>
-                                <w:sz w:val="28"/>
-                                <w:szCs w:val="28"/>
-                              </w:rPr>
-                              <w:t xml:space="preserve">* </w:t>
-                            </w:r>
-                            <w:r>
-                              <w:rPr>
-                                <w:rFonts w:asciiTheme="majorBidi" w:hAnsiTheme="majorBidi" w:cstheme="majorBidi"/>
-                                <w:sz w:val="28"/>
-                                <w:szCs w:val="28"/>
-                              </w:rPr>
-                              <w:t xml:space="preserve"> </w:t>
-                            </w:r>
-                            <w:r>
-                              <w:rPr>
-                                <w:rFonts w:asciiTheme="majorBidi" w:hAnsiTheme="majorBidi" w:cstheme="majorBidi"/>
-                                <w:sz w:val="28"/>
-                                <w:szCs w:val="28"/>
-                              </w:rPr>
-                              <w:t>*</w:t>
+                              <w:t xml:space="preserve"> * *  *  *  *</w:t>
                             </w:r>
                           </w:p>
                           <w:p>
@@ -6717,33 +6587,15 @@
                               <w:spacing w:after="0"/>
                               <w:rPr>
                                 <w:rFonts w:asciiTheme="majorBidi" w:hAnsiTheme="majorBidi" w:cstheme="majorBidi"/>
-                                <w:sz w:val="28"/>
-                                <w:szCs w:val="28"/>
+                                <w:sz w:val="27"/>
+                                <w:szCs w:val="27"/>
                               </w:rPr>
                             </w:pPr>
                             <w:r>
                               <w:rPr>
                                 <w:rFonts w:asciiTheme="majorBidi" w:hAnsiTheme="majorBidi" w:cstheme="majorBidi"/>
-                                <w:sz w:val="28"/>
-                                <w:szCs w:val="28"/>
-                              </w:rPr>
-                              <w:t>│ │ │ │ │</w:t>
-                            </w:r>
-                          </w:p>
-                          <w:p>
-                            <w:pPr>
-                              <w:spacing w:after="0"/>
-                              <w:rPr>
-                                <w:rFonts w:asciiTheme="majorBidi" w:hAnsiTheme="majorBidi" w:cstheme="majorBidi"/>
-                                <w:sz w:val="28"/>
-                                <w:szCs w:val="28"/>
-                              </w:rPr>
-                            </w:pPr>
-                            <w:r>
-                              <w:rPr>
-                                <w:rFonts w:asciiTheme="majorBidi" w:hAnsiTheme="majorBidi" w:cstheme="majorBidi"/>
-                                <w:sz w:val="28"/>
-                                <w:szCs w:val="28"/>
+                                <w:sz w:val="27"/>
+                                <w:szCs w:val="27"/>
                               </w:rPr>
                               <w:t>│ │ │ │ └── Day of week (0–7)</w:t>
                             </w:r>
@@ -6753,15 +6605,15 @@
                               <w:spacing w:after="0"/>
                               <w:rPr>
                                 <w:rFonts w:asciiTheme="majorBidi" w:hAnsiTheme="majorBidi" w:cstheme="majorBidi"/>
-                                <w:sz w:val="28"/>
-                                <w:szCs w:val="28"/>
+                                <w:sz w:val="27"/>
+                                <w:szCs w:val="27"/>
                               </w:rPr>
                             </w:pPr>
                             <w:r>
                               <w:rPr>
                                 <w:rFonts w:asciiTheme="majorBidi" w:hAnsiTheme="majorBidi" w:cstheme="majorBidi"/>
-                                <w:sz w:val="28"/>
-                                <w:szCs w:val="28"/>
+                                <w:sz w:val="27"/>
+                                <w:szCs w:val="27"/>
                               </w:rPr>
                               <w:t>│ │ │ └──── Month (1–12)</w:t>
                             </w:r>
@@ -6771,15 +6623,15 @@
                               <w:spacing w:after="0"/>
                               <w:rPr>
                                 <w:rFonts w:asciiTheme="majorBidi" w:hAnsiTheme="majorBidi" w:cstheme="majorBidi"/>
-                                <w:sz w:val="28"/>
-                                <w:szCs w:val="28"/>
+                                <w:sz w:val="27"/>
+                                <w:szCs w:val="27"/>
                               </w:rPr>
                             </w:pPr>
                             <w:r>
                               <w:rPr>
                                 <w:rFonts w:asciiTheme="majorBidi" w:hAnsiTheme="majorBidi" w:cstheme="majorBidi"/>
-                                <w:sz w:val="28"/>
-                                <w:szCs w:val="28"/>
+                                <w:sz w:val="27"/>
+                                <w:szCs w:val="27"/>
                               </w:rPr>
                               <w:t>│ │ └────── Day of month (1–31)</w:t>
                             </w:r>
@@ -6789,15 +6641,15 @@
                               <w:spacing w:after="0"/>
                               <w:rPr>
                                 <w:rFonts w:asciiTheme="majorBidi" w:hAnsiTheme="majorBidi" w:cstheme="majorBidi"/>
-                                <w:sz w:val="28"/>
-                                <w:szCs w:val="28"/>
+                                <w:sz w:val="27"/>
+                                <w:szCs w:val="27"/>
                               </w:rPr>
                             </w:pPr>
                             <w:r>
                               <w:rPr>
                                 <w:rFonts w:asciiTheme="majorBidi" w:hAnsiTheme="majorBidi" w:cstheme="majorBidi"/>
-                                <w:sz w:val="28"/>
-                                <w:szCs w:val="28"/>
+                                <w:sz w:val="27"/>
+                                <w:szCs w:val="27"/>
                               </w:rPr>
                               <w:t>│ └──────── Hour (0–23)</w:t>
                             </w:r>
@@ -6808,15 +6660,15 @@
                               <w:jc w:val="both"/>
                               <w:rPr>
                                 <w:rFonts w:asciiTheme="majorBidi" w:hAnsiTheme="majorBidi" w:cstheme="majorBidi"/>
-                                <w:sz w:val="28"/>
-                                <w:szCs w:val="28"/>
+                                <w:sz w:val="27"/>
+                                <w:szCs w:val="27"/>
                               </w:rPr>
                             </w:pPr>
                             <w:r>
                               <w:rPr>
                                 <w:rFonts w:asciiTheme="majorBidi" w:hAnsiTheme="majorBidi" w:cstheme="majorBidi"/>
-                                <w:sz w:val="28"/>
-                                <w:szCs w:val="28"/>
+                                <w:sz w:val="27"/>
+                                <w:szCs w:val="27"/>
                               </w:rPr>
                               <w:t>└────────── Minute (0–59)</w:t>
                             </w:r>
@@ -6849,7 +6701,7 @@
           </mc:Choice>
           <mc:Fallback>
             <w:pict>
-              <v:rect w14:anchorId="2AE22A83" id="Rectangle 2" o:spid="_x0000_s1027" style="position:absolute;left:0;text-align:left;margin-left:0;margin-top:0;width:235.2pt;height:139.2pt;z-index:251660288;visibility:visible;mso-wrap-style:square;mso-width-percent:0;mso-height-percent:0;mso-wrap-distance-left:9pt;mso-wrap-distance-top:0;mso-wrap-distance-right:9pt;mso-wrap-distance-bottom:0;mso-position-horizontal:left;mso-position-horizontal-relative:margin;mso-position-vertical:absolute;mso-position-vertical-relative:text;mso-width-percent:0;mso-height-percent:0;mso-width-relative:margin;mso-height-relative:margin;v-text-anchor:middle" o:gfxdata="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" fillcolor="black [3200]" strokecolor="black [480]" strokeweight="1pt">
+              <v:rect w14:anchorId="2AE22A83" id="Rectangle 2" o:spid="_x0000_s1027" style="position:absolute;left:0;text-align:left;margin-left:0;margin-top:.6pt;width:235.2pt;height:113.25pt;z-index:251660288;visibility:visible;mso-wrap-style:square;mso-width-percent:0;mso-height-percent:0;mso-wrap-distance-left:9pt;mso-wrap-distance-top:0;mso-wrap-distance-right:9pt;mso-wrap-distance-bottom:0;mso-position-horizontal:left;mso-position-horizontal-relative:margin;mso-position-vertical:absolute;mso-position-vertical-relative:text;mso-width-percent:0;mso-height-percent:0;mso-width-relative:margin;mso-height-relative:margin;v-text-anchor:middle" o:gfxdata="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" fillcolor="black [3200]" strokecolor="black [480]" strokeweight="1pt">
                 <v:textbox>
                   <w:txbxContent>
                     <w:p>
@@ -6857,89 +6709,17 @@
                         <w:spacing w:after="0"/>
                         <w:rPr>
                           <w:rFonts w:asciiTheme="majorBidi" w:hAnsiTheme="majorBidi" w:cstheme="majorBidi"/>
-                          <w:sz w:val="28"/>
-                          <w:szCs w:val="28"/>
+                          <w:sz w:val="27"/>
+                          <w:szCs w:val="27"/>
                         </w:rPr>
                       </w:pPr>
                       <w:r>
                         <w:rPr>
                           <w:rFonts w:asciiTheme="majorBidi" w:hAnsiTheme="majorBidi" w:cstheme="majorBidi"/>
-                          <w:sz w:val="28"/>
-                          <w:szCs w:val="28"/>
+                          <w:sz w:val="27"/>
+                          <w:szCs w:val="27"/>
                         </w:rPr>
-                        <w:t xml:space="preserve"> </w:t>
-                      </w:r>
-                      <w:r>
-                        <w:rPr>
-                          <w:rFonts w:asciiTheme="majorBidi" w:hAnsiTheme="majorBidi" w:cstheme="majorBidi"/>
-                          <w:sz w:val="28"/>
-                          <w:szCs w:val="28"/>
-                        </w:rPr>
-                        <w:t>*</w:t>
-                      </w:r>
-                      <w:r>
-                        <w:rPr>
-                          <w:rFonts w:asciiTheme="majorBidi" w:hAnsiTheme="majorBidi" w:cstheme="majorBidi"/>
-                          <w:sz w:val="28"/>
-                          <w:szCs w:val="28"/>
-                        </w:rPr>
-                        <w:t xml:space="preserve"> </w:t>
-                      </w:r>
-                      <w:r>
-                        <w:rPr>
-                          <w:rFonts w:asciiTheme="majorBidi" w:hAnsiTheme="majorBidi" w:cstheme="majorBidi"/>
-                          <w:sz w:val="28"/>
-                          <w:szCs w:val="28"/>
-                        </w:rPr>
-                        <w:t xml:space="preserve">* </w:t>
-                      </w:r>
-                      <w:r>
-                        <w:rPr>
-                          <w:rFonts w:asciiTheme="majorBidi" w:hAnsiTheme="majorBidi" w:cstheme="majorBidi"/>
-                          <w:sz w:val="28"/>
-                          <w:szCs w:val="28"/>
-                        </w:rPr>
-                        <w:t xml:space="preserve"> </w:t>
-                      </w:r>
-                      <w:r>
-                        <w:rPr>
-                          <w:rFonts w:asciiTheme="majorBidi" w:hAnsiTheme="majorBidi" w:cstheme="majorBidi"/>
-                          <w:sz w:val="28"/>
-                          <w:szCs w:val="28"/>
-                        </w:rPr>
-                        <w:t xml:space="preserve">* </w:t>
-                      </w:r>
-                      <w:r>
-                        <w:rPr>
-                          <w:rFonts w:asciiTheme="majorBidi" w:hAnsiTheme="majorBidi" w:cstheme="majorBidi"/>
-                          <w:sz w:val="28"/>
-                          <w:szCs w:val="28"/>
-                        </w:rPr>
-                        <w:t xml:space="preserve"> </w:t>
-                      </w:r>
-                      <w:r>
-                        <w:rPr>
-                          <w:rFonts w:asciiTheme="majorBidi" w:hAnsiTheme="majorBidi" w:cstheme="majorBidi"/>
-                          <w:sz w:val="28"/>
-                          <w:szCs w:val="28"/>
-                        </w:rPr>
-                        <w:t xml:space="preserve">* </w:t>
-                      </w:r>
-                      <w:r>
-                        <w:rPr>
-                          <w:rFonts w:asciiTheme="majorBidi" w:hAnsiTheme="majorBidi" w:cstheme="majorBidi"/>
-                          <w:sz w:val="28"/>
-                          <w:szCs w:val="28"/>
-                        </w:rPr>
-                        <w:t xml:space="preserve"> </w:t>
-                      </w:r>
-                      <w:r>
-                        <w:rPr>
-                          <w:rFonts w:asciiTheme="majorBidi" w:hAnsiTheme="majorBidi" w:cstheme="majorBidi"/>
-                          <w:sz w:val="28"/>
-                          <w:szCs w:val="28"/>
-                        </w:rPr>
-                        <w:t>*</w:t>
+                        <w:t xml:space="preserve"> * *  *  *  *</w:t>
                       </w:r>
                     </w:p>
                     <w:p>
@@ -6947,33 +6727,15 @@
                         <w:spacing w:after="0"/>
                         <w:rPr>
                           <w:rFonts w:asciiTheme="majorBidi" w:hAnsiTheme="majorBidi" w:cstheme="majorBidi"/>
-                          <w:sz w:val="28"/>
-                          <w:szCs w:val="28"/>
+                          <w:sz w:val="27"/>
+                          <w:szCs w:val="27"/>
                         </w:rPr>
                       </w:pPr>
                       <w:r>
                         <w:rPr>
                           <w:rFonts w:asciiTheme="majorBidi" w:hAnsiTheme="majorBidi" w:cstheme="majorBidi"/>
-                          <w:sz w:val="28"/>
-                          <w:szCs w:val="28"/>
-                        </w:rPr>
-                        <w:t>│ │ │ │ │</w:t>
-                      </w:r>
-                    </w:p>
-                    <w:p>
-                      <w:pPr>
-                        <w:spacing w:after="0"/>
-                        <w:rPr>
-                          <w:rFonts w:asciiTheme="majorBidi" w:hAnsiTheme="majorBidi" w:cstheme="majorBidi"/>
-                          <w:sz w:val="28"/>
-                          <w:szCs w:val="28"/>
-                        </w:rPr>
-                      </w:pPr>
-                      <w:r>
-                        <w:rPr>
-                          <w:rFonts w:asciiTheme="majorBidi" w:hAnsiTheme="majorBidi" w:cstheme="majorBidi"/>
-                          <w:sz w:val="28"/>
-                          <w:szCs w:val="28"/>
+                          <w:sz w:val="27"/>
+                          <w:szCs w:val="27"/>
                         </w:rPr>
                         <w:t>│ │ │ │ └── Day of week (0–7)</w:t>
                       </w:r>
@@ -6983,15 +6745,15 @@
                         <w:spacing w:after="0"/>
                         <w:rPr>
                           <w:rFonts w:asciiTheme="majorBidi" w:hAnsiTheme="majorBidi" w:cstheme="majorBidi"/>
-                          <w:sz w:val="28"/>
-                          <w:szCs w:val="28"/>
+                          <w:sz w:val="27"/>
+                          <w:szCs w:val="27"/>
                         </w:rPr>
                       </w:pPr>
                       <w:r>
                         <w:rPr>
                           <w:rFonts w:asciiTheme="majorBidi" w:hAnsiTheme="majorBidi" w:cstheme="majorBidi"/>
-                          <w:sz w:val="28"/>
-                          <w:szCs w:val="28"/>
+                          <w:sz w:val="27"/>
+                          <w:szCs w:val="27"/>
                         </w:rPr>
                         <w:t>│ │ │ └──── Month (1–12)</w:t>
                       </w:r>
@@ -7001,15 +6763,15 @@
                         <w:spacing w:after="0"/>
                         <w:rPr>
                           <w:rFonts w:asciiTheme="majorBidi" w:hAnsiTheme="majorBidi" w:cstheme="majorBidi"/>
-                          <w:sz w:val="28"/>
-                          <w:szCs w:val="28"/>
+                          <w:sz w:val="27"/>
+                          <w:szCs w:val="27"/>
                         </w:rPr>
                       </w:pPr>
                       <w:r>
                         <w:rPr>
                           <w:rFonts w:asciiTheme="majorBidi" w:hAnsiTheme="majorBidi" w:cstheme="majorBidi"/>
-                          <w:sz w:val="28"/>
-                          <w:szCs w:val="28"/>
+                          <w:sz w:val="27"/>
+                          <w:szCs w:val="27"/>
                         </w:rPr>
                         <w:t>│ │ └────── Day of month (1–31)</w:t>
                       </w:r>
@@ -7019,15 +6781,15 @@
                         <w:spacing w:after="0"/>
                         <w:rPr>
                           <w:rFonts w:asciiTheme="majorBidi" w:hAnsiTheme="majorBidi" w:cstheme="majorBidi"/>
-                          <w:sz w:val="28"/>
-                          <w:szCs w:val="28"/>
+                          <w:sz w:val="27"/>
+                          <w:szCs w:val="27"/>
                         </w:rPr>
                       </w:pPr>
                       <w:r>
                         <w:rPr>
                           <w:rFonts w:asciiTheme="majorBidi" w:hAnsiTheme="majorBidi" w:cstheme="majorBidi"/>
-                          <w:sz w:val="28"/>
-                          <w:szCs w:val="28"/>
+                          <w:sz w:val="27"/>
+                          <w:szCs w:val="27"/>
                         </w:rPr>
                         <w:t>│ └──────── Hour (0–23)</w:t>
                       </w:r>
@@ -7038,15 +6800,15 @@
                         <w:jc w:val="both"/>
                         <w:rPr>
                           <w:rFonts w:asciiTheme="majorBidi" w:hAnsiTheme="majorBidi" w:cstheme="majorBidi"/>
-                          <w:sz w:val="28"/>
-                          <w:szCs w:val="28"/>
+                          <w:sz w:val="27"/>
+                          <w:szCs w:val="27"/>
                         </w:rPr>
                       </w:pPr>
                       <w:r>
                         <w:rPr>
                           <w:rFonts w:asciiTheme="majorBidi" w:hAnsiTheme="majorBidi" w:cstheme="majorBidi"/>
-                          <w:sz w:val="28"/>
-                          <w:szCs w:val="28"/>
+                          <w:sz w:val="27"/>
+                          <w:szCs w:val="27"/>
                         </w:rPr>
                         <w:t>└────────── Minute (0–59)</w:t>
                       </w:r>
@@ -7101,16 +6863,6 @@
         <w:jc w:val="both"/>
         <w:rPr>
           <w:rFonts w:asciiTheme="majorBidi" w:hAnsiTheme="majorBidi" w:cstheme="majorBidi"/>
-          <w:sz w:val="28"/>
-          <w:szCs w:val="28"/>
-        </w:rPr>
-      </w:pPr>
-    </w:p>
-    <w:p>
-      <w:pPr>
-        <w:jc w:val="both"/>
-        <w:rPr>
-          <w:rFonts w:asciiTheme="majorBidi" w:hAnsiTheme="majorBidi" w:cstheme="majorBidi"/>
           <w:sz w:val="6"/>
           <w:szCs w:val="6"/>
         </w:rPr>
@@ -7135,6 +6887,7 @@
           <w:sz w:val="32"/>
           <w:szCs w:val="32"/>
         </w:rPr>
+        <w:lastRenderedPageBreak/>
         <w:t>Important Fields</w:t>
       </w:r>
       <w:r>
@@ -7190,19 +6943,7 @@
           <w:sz w:val="28"/>
           <w:szCs w:val="28"/>
         </w:rPr>
-        <w:t>chedule</w:t>
-      </w:r>
-      <w:r>
-        <w:rPr>
-          <w:rFonts w:asciiTheme="majorBidi" w:hAnsiTheme="majorBidi" w:cstheme="majorBidi"/>
-          <w:b/>
-          <w:bCs/>
-          <w:i/>
-          <w:iCs/>
-          <w:sz w:val="28"/>
-          <w:szCs w:val="28"/>
-        </w:rPr>
-        <w:t xml:space="preserve"> </w:t>
+        <w:t xml:space="preserve">chedule </w:t>
       </w:r>
       <w:r>
         <w:rPr>
@@ -7597,23 +7338,7 @@
           <w:sz w:val="28"/>
           <w:szCs w:val="28"/>
         </w:rPr>
-        <w:t xml:space="preserve"> (default)</w:t>
-      </w:r>
-      <w:r>
-        <w:rPr>
-          <w:rFonts w:asciiTheme="majorBidi" w:hAnsiTheme="majorBidi" w:cstheme="majorBidi"/>
-          <w:sz w:val="28"/>
-          <w:szCs w:val="28"/>
-        </w:rPr>
-        <w:t xml:space="preserve"> </w:t>
-      </w:r>
-      <w:r>
-        <w:rPr>
-          <w:rFonts w:asciiTheme="majorBidi" w:hAnsiTheme="majorBidi" w:cstheme="majorBidi"/>
-          <w:sz w:val="28"/>
-          <w:szCs w:val="28"/>
-        </w:rPr>
-        <w:t>→ Multiple Jobs can run at the same time.</w:t>
+        <w:t xml:space="preserve"> (default) → Multiple Jobs can run at the same time.</w:t>
       </w:r>
     </w:p>
     <w:p>
@@ -7648,15 +7373,7 @@
           <w:sz w:val="28"/>
           <w:szCs w:val="28"/>
         </w:rPr>
-        <w:t xml:space="preserve"> </w:t>
-      </w:r>
-      <w:r>
-        <w:rPr>
-          <w:rFonts w:asciiTheme="majorBidi" w:hAnsiTheme="majorBidi" w:cstheme="majorBidi"/>
-          <w:sz w:val="28"/>
-          <w:szCs w:val="28"/>
-        </w:rPr>
-        <w:t>→ If the previous Job is still running, the new one is skipped.</w:t>
+        <w:t xml:space="preserve"> → If the previous Job is still running, the new one is skipped.</w:t>
       </w:r>
     </w:p>
     <w:p>
@@ -7691,15 +7408,7 @@
           <w:sz w:val="28"/>
           <w:szCs w:val="28"/>
         </w:rPr>
-        <w:t xml:space="preserve"> </w:t>
-      </w:r>
-      <w:r>
-        <w:rPr>
-          <w:rFonts w:asciiTheme="majorBidi" w:hAnsiTheme="majorBidi" w:cstheme="majorBidi"/>
-          <w:sz w:val="28"/>
-          <w:szCs w:val="28"/>
-        </w:rPr>
-        <w:t>→ The running Job is terminated and replaced with a new one.</w:t>
+        <w:t xml:space="preserve"> → The running Job is terminated and replaced with a new one.</w:t>
       </w:r>
     </w:p>
     <w:p>
@@ -8188,7 +7897,6 @@
           <w:sz w:val="32"/>
           <w:szCs w:val="32"/>
         </w:rPr>
-        <w:lastRenderedPageBreak/>
         <w:t>CronJob</w:t>
       </w:r>
       <w:proofErr w:type="spellEnd"/>
@@ -8367,6 +8075,7 @@
           <w:sz w:val="28"/>
           <w:szCs w:val="28"/>
         </w:rPr>
+        <w:lastRenderedPageBreak/>
         <w:t xml:space="preserve">In most clusters, the control plane components (including </w:t>
       </w:r>
       <w:proofErr w:type="spellStart"/>
@@ -8545,6 +8254,7 @@
     <w:p>
       <w:pPr>
         <w:spacing w:after="60"/>
+        <w:jc w:val="both"/>
         <w:rPr>
           <w:rFonts w:asciiTheme="majorBidi" w:hAnsiTheme="majorBidi" w:cstheme="majorBidi"/>
           <w:b/>
@@ -8599,6 +8309,7 @@
     <w:p>
       <w:pPr>
         <w:spacing w:after="120"/>
+        <w:jc w:val="both"/>
         <w:rPr>
           <w:rFonts w:asciiTheme="majorBidi" w:hAnsiTheme="majorBidi" w:cstheme="majorBidi"/>
           <w:sz w:val="28"/>
@@ -8723,6 +8434,7 @@
     <w:p>
       <w:pPr>
         <w:spacing w:after="60"/>
+        <w:jc w:val="both"/>
         <w:rPr>
           <w:rFonts w:asciiTheme="majorBidi" w:hAnsiTheme="majorBidi" w:cstheme="majorBidi"/>
           <w:b/>
@@ -8745,6 +8457,7 @@
     <w:p>
       <w:pPr>
         <w:spacing w:after="60"/>
+        <w:jc w:val="both"/>
         <w:rPr>
           <w:rFonts w:asciiTheme="majorBidi" w:hAnsiTheme="majorBidi" w:cstheme="majorBidi"/>
           <w:sz w:val="28"/>
@@ -8784,6 +8497,7 @@
           <w:numId w:val="21"/>
         </w:numPr>
         <w:ind w:left="360"/>
+        <w:jc w:val="both"/>
         <w:rPr>
           <w:rFonts w:asciiTheme="majorBidi" w:hAnsiTheme="majorBidi" w:cstheme="majorBidi"/>
           <w:sz w:val="28"/>
@@ -8825,6 +8539,7 @@
           <w:numId w:val="21"/>
         </w:numPr>
         <w:ind w:left="360"/>
+        <w:jc w:val="both"/>
         <w:rPr>
           <w:rFonts w:asciiTheme="majorBidi" w:hAnsiTheme="majorBidi" w:cstheme="majorBidi"/>
           <w:sz w:val="28"/>
@@ -8855,15 +8570,7 @@
           <w:sz w:val="28"/>
           <w:szCs w:val="28"/>
         </w:rPr>
-        <w:t xml:space="preserve"> </w:t>
-      </w:r>
-      <w:r>
-        <w:rPr>
-          <w:rFonts w:asciiTheme="majorBidi" w:hAnsiTheme="majorBidi" w:cstheme="majorBidi"/>
-          <w:sz w:val="28"/>
-          <w:szCs w:val="28"/>
-        </w:rPr>
-        <w:t>Calculates:</w:t>
+        <w:t xml:space="preserve"> Calculates:</w:t>
       </w:r>
     </w:p>
     <w:p>
@@ -8873,6 +8580,7 @@
           <w:ilvl w:val="0"/>
           <w:numId w:val="22"/>
         </w:numPr>
+        <w:jc w:val="both"/>
         <w:rPr>
           <w:rFonts w:asciiTheme="majorBidi" w:hAnsiTheme="majorBidi" w:cstheme="majorBidi"/>
           <w:sz w:val="28"/>
@@ -8895,6 +8603,7 @@
           <w:ilvl w:val="0"/>
           <w:numId w:val="22"/>
         </w:numPr>
+        <w:jc w:val="both"/>
         <w:rPr>
           <w:rFonts w:asciiTheme="majorBidi" w:hAnsiTheme="majorBidi" w:cstheme="majorBidi"/>
           <w:sz w:val="28"/>
@@ -8926,6 +8635,7 @@
           <w:numId w:val="23"/>
         </w:numPr>
         <w:ind w:left="1080"/>
+        <w:jc w:val="both"/>
         <w:rPr>
           <w:rFonts w:asciiTheme="majorBidi" w:hAnsiTheme="majorBidi" w:cstheme="majorBidi"/>
           <w:sz w:val="28"/>
@@ -8950,6 +8660,7 @@
         </w:numPr>
         <w:spacing w:after="120"/>
         <w:ind w:left="1080"/>
+        <w:jc w:val="both"/>
         <w:rPr>
           <w:rFonts w:asciiTheme="majorBidi" w:hAnsiTheme="majorBidi" w:cstheme="majorBidi"/>
           <w:sz w:val="28"/>
@@ -8968,6 +8679,7 @@
     <w:p>
       <w:pPr>
         <w:spacing w:after="60"/>
+        <w:jc w:val="both"/>
         <w:rPr>
           <w:rFonts w:asciiTheme="majorBidi" w:hAnsiTheme="majorBidi" w:cstheme="majorBidi"/>
           <w:b/>
@@ -8989,6 +8701,7 @@
     </w:p>
     <w:p>
       <w:pPr>
+        <w:jc w:val="both"/>
         <w:rPr>
           <w:rFonts w:asciiTheme="majorBidi" w:hAnsiTheme="majorBidi" w:cstheme="majorBidi"/>
           <w:sz w:val="28"/>
@@ -9040,6 +8753,7 @@
     </w:p>
     <w:p>
       <w:pPr>
+        <w:jc w:val="both"/>
         <w:rPr>
           <w:rFonts w:asciiTheme="majorBidi" w:hAnsiTheme="majorBidi" w:cstheme="majorBidi"/>
           <w:sz w:val="28"/>
@@ -9142,19 +8856,19 @@
     <w:p>
       <w:pPr>
         <w:spacing w:after="60"/>
-        <w:rPr>
-          <w:rFonts w:asciiTheme="majorBidi" w:hAnsiTheme="majorBidi" w:cstheme="majorBidi"/>
-          <w:sz w:val="28"/>
-          <w:szCs w:val="28"/>
-        </w:rPr>
-      </w:pPr>
-      <w:r>
-        <w:rPr>
-          <w:rFonts w:asciiTheme="majorBidi" w:hAnsiTheme="majorBidi" w:cstheme="majorBidi"/>
-          <w:sz w:val="28"/>
-          <w:szCs w:val="28"/>
-        </w:rPr>
-        <w:lastRenderedPageBreak/>
+        <w:jc w:val="both"/>
+        <w:rPr>
+          <w:rFonts w:asciiTheme="majorBidi" w:hAnsiTheme="majorBidi" w:cstheme="majorBidi"/>
+          <w:sz w:val="28"/>
+          <w:szCs w:val="28"/>
+        </w:rPr>
+      </w:pPr>
+      <w:r>
+        <w:rPr>
+          <w:rFonts w:asciiTheme="majorBidi" w:hAnsiTheme="majorBidi" w:cstheme="majorBidi"/>
+          <w:sz w:val="28"/>
+          <w:szCs w:val="28"/>
+        </w:rPr>
         <w:t>it keeps these data in place that</w:t>
       </w:r>
       <w:r>
@@ -9190,6 +8904,7 @@
           <w:numId w:val="25"/>
         </w:numPr>
         <w:ind w:left="360"/>
+        <w:jc w:val="both"/>
         <w:rPr>
           <w:rFonts w:asciiTheme="majorBidi" w:hAnsiTheme="majorBidi" w:cstheme="majorBidi"/>
           <w:b/>
@@ -9201,6 +8916,7 @@
         </w:rPr>
       </w:pPr>
       <w:proofErr w:type="spellStart"/>
+      <w:proofErr w:type="gramStart"/>
       <w:r>
         <w:rPr>
           <w:rFonts w:asciiTheme="majorBidi" w:hAnsiTheme="majorBidi" w:cstheme="majorBidi"/>
@@ -9214,6 +8930,7 @@
         <w:t>status.lastScheduleTime</w:t>
       </w:r>
       <w:proofErr w:type="spellEnd"/>
+      <w:proofErr w:type="gramEnd"/>
     </w:p>
     <w:p>
       <w:pPr>
@@ -9223,6 +8940,7 @@
           <w:numId w:val="25"/>
         </w:numPr>
         <w:ind w:left="360"/>
+        <w:jc w:val="both"/>
         <w:rPr>
           <w:rFonts w:asciiTheme="majorBidi" w:hAnsiTheme="majorBidi" w:cstheme="majorBidi"/>
           <w:sz w:val="28"/>
@@ -9256,6 +8974,7 @@
           <w:numId w:val="25"/>
         </w:numPr>
         <w:ind w:left="360"/>
+        <w:jc w:val="both"/>
         <w:rPr>
           <w:rFonts w:asciiTheme="majorBidi" w:hAnsiTheme="majorBidi" w:cstheme="majorBidi"/>
           <w:sz w:val="28"/>
@@ -9297,6 +9016,7 @@
           <w:numId w:val="25"/>
         </w:numPr>
         <w:ind w:left="360"/>
+        <w:jc w:val="both"/>
         <w:rPr>
           <w:rFonts w:asciiTheme="majorBidi" w:hAnsiTheme="majorBidi" w:cstheme="majorBidi"/>
           <w:sz w:val="28"/>
@@ -9320,6 +9040,7 @@
           <w:numId w:val="25"/>
         </w:numPr>
         <w:ind w:left="360"/>
+        <w:jc w:val="both"/>
         <w:rPr>
           <w:rFonts w:asciiTheme="majorBidi" w:hAnsiTheme="majorBidi" w:cstheme="majorBidi"/>
           <w:sz w:val="28"/>
@@ -9338,6 +9059,7 @@
     <w:p>
       <w:pPr>
         <w:spacing w:after="60"/>
+        <w:jc w:val="both"/>
         <w:rPr>
           <w:rFonts w:asciiTheme="majorBidi" w:hAnsiTheme="majorBidi" w:cstheme="majorBidi"/>
           <w:b/>
@@ -9360,6 +9082,7 @@
     <w:p>
       <w:pPr>
         <w:spacing w:after="60"/>
+        <w:jc w:val="both"/>
         <w:rPr>
           <w:rFonts w:asciiTheme="majorBidi" w:hAnsiTheme="majorBidi" w:cstheme="majorBidi"/>
           <w:sz w:val="28"/>
@@ -9383,6 +9106,7 @@
           <w:numId w:val="26"/>
         </w:numPr>
         <w:ind w:left="360"/>
+        <w:jc w:val="both"/>
         <w:rPr>
           <w:rFonts w:asciiTheme="majorBidi" w:hAnsiTheme="majorBidi" w:cstheme="majorBidi"/>
           <w:sz w:val="28"/>
@@ -9406,6 +9130,7 @@
           <w:numId w:val="26"/>
         </w:numPr>
         <w:ind w:left="360"/>
+        <w:jc w:val="both"/>
         <w:rPr>
           <w:rFonts w:asciiTheme="majorBidi" w:hAnsiTheme="majorBidi" w:cstheme="majorBidi"/>
           <w:sz w:val="28"/>
@@ -9429,6 +9154,7 @@
           <w:numId w:val="26"/>
         </w:numPr>
         <w:ind w:left="360"/>
+        <w:jc w:val="both"/>
         <w:rPr>
           <w:rFonts w:asciiTheme="majorBidi" w:hAnsiTheme="majorBidi" w:cstheme="majorBidi"/>
           <w:sz w:val="28"/>
@@ -9447,6 +9173,7 @@
     <w:p>
       <w:pPr>
         <w:spacing w:after="60"/>
+        <w:jc w:val="both"/>
         <w:rPr>
           <w:rFonts w:asciiTheme="majorBidi" w:hAnsiTheme="majorBidi" w:cstheme="majorBidi"/>
           <w:sz w:val="28"/>
@@ -9470,18 +9197,20 @@
           <w:numId w:val="27"/>
         </w:numPr>
         <w:ind w:left="360"/>
-        <w:rPr>
-          <w:rFonts w:asciiTheme="majorBidi" w:hAnsiTheme="majorBidi" w:cstheme="majorBidi"/>
-          <w:sz w:val="28"/>
-          <w:szCs w:val="28"/>
-        </w:rPr>
-      </w:pPr>
-      <w:r>
-        <w:rPr>
-          <w:rFonts w:asciiTheme="majorBidi" w:hAnsiTheme="majorBidi" w:cstheme="majorBidi"/>
-          <w:sz w:val="28"/>
-          <w:szCs w:val="28"/>
-        </w:rPr>
+        <w:jc w:val="both"/>
+        <w:rPr>
+          <w:rFonts w:asciiTheme="majorBidi" w:hAnsiTheme="majorBidi" w:cstheme="majorBidi"/>
+          <w:sz w:val="28"/>
+          <w:szCs w:val="28"/>
+        </w:rPr>
+      </w:pPr>
+      <w:r>
+        <w:rPr>
+          <w:rFonts w:asciiTheme="majorBidi" w:hAnsiTheme="majorBidi" w:cstheme="majorBidi"/>
+          <w:sz w:val="28"/>
+          <w:szCs w:val="28"/>
+        </w:rPr>
+        <w:lastRenderedPageBreak/>
         <w:t>Jobs may start a few seconds late</w:t>
       </w:r>
     </w:p>
@@ -9493,6 +9222,7 @@
           <w:numId w:val="27"/>
         </w:numPr>
         <w:ind w:left="360"/>
+        <w:jc w:val="both"/>
         <w:rPr>
           <w:rFonts w:asciiTheme="majorBidi" w:hAnsiTheme="majorBidi" w:cstheme="majorBidi"/>
           <w:sz w:val="28"/>
@@ -9516,6 +9246,7 @@
           <w:numId w:val="27"/>
         </w:numPr>
         <w:ind w:left="360"/>
+        <w:jc w:val="both"/>
         <w:rPr>
           <w:rFonts w:asciiTheme="majorBidi" w:hAnsiTheme="majorBidi" w:cstheme="majorBidi"/>
           <w:sz w:val="28"/>
@@ -9553,6 +9284,7 @@
           <w:numId w:val="27"/>
         </w:numPr>
         <w:ind w:left="360"/>
+        <w:jc w:val="both"/>
         <w:rPr>
           <w:rFonts w:asciiTheme="majorBidi" w:hAnsiTheme="majorBidi" w:cstheme="majorBidi"/>
           <w:sz w:val="28"/>
@@ -9571,8 +9303,11 @@
     <w:p>
       <w:pPr>
         <w:spacing w:after="60"/>
-        <w:rPr>
-          <w:rFonts w:asciiTheme="majorBidi" w:hAnsiTheme="majorBidi" w:cstheme="majorBidi"/>
+        <w:jc w:val="both"/>
+        <w:rPr>
+          <w:rFonts w:asciiTheme="majorBidi" w:hAnsiTheme="majorBidi" w:cstheme="majorBidi"/>
+          <w:b/>
+          <w:bCs/>
           <w:sz w:val="32"/>
           <w:szCs w:val="32"/>
         </w:rPr>
@@ -9580,6 +9315,8 @@
       <w:r>
         <w:rPr>
           <w:rFonts w:asciiTheme="majorBidi" w:hAnsiTheme="majorBidi" w:cstheme="majorBidi"/>
+          <w:b/>
+          <w:bCs/>
           <w:sz w:val="32"/>
           <w:szCs w:val="32"/>
         </w:rPr>
@@ -9679,126 +9416,6 @@
           <w:szCs w:val="32"/>
         </w:rPr>
       </w:pPr>
-    </w:p>
-    <w:p>
-      <w:pPr>
-        <w:jc w:val="both"/>
-        <w:rPr>
-          <w:rFonts w:asciiTheme="majorBidi" w:hAnsiTheme="majorBidi" w:cstheme="majorBidi"/>
-          <w:b/>
-          <w:bCs/>
-          <w:sz w:val="32"/>
-          <w:szCs w:val="32"/>
-        </w:rPr>
-      </w:pPr>
-    </w:p>
-    <w:p>
-      <w:pPr>
-        <w:jc w:val="both"/>
-        <w:rPr>
-          <w:rFonts w:asciiTheme="majorBidi" w:hAnsiTheme="majorBidi" w:cstheme="majorBidi"/>
-          <w:b/>
-          <w:bCs/>
-          <w:sz w:val="32"/>
-          <w:szCs w:val="32"/>
-        </w:rPr>
-      </w:pPr>
-    </w:p>
-    <w:p>
-      <w:pPr>
-        <w:jc w:val="both"/>
-        <w:rPr>
-          <w:rFonts w:asciiTheme="majorBidi" w:hAnsiTheme="majorBidi" w:cstheme="majorBidi"/>
-          <w:b/>
-          <w:bCs/>
-          <w:sz w:val="32"/>
-          <w:szCs w:val="32"/>
-        </w:rPr>
-      </w:pPr>
-    </w:p>
-    <w:p>
-      <w:pPr>
-        <w:jc w:val="both"/>
-        <w:rPr>
-          <w:rFonts w:asciiTheme="majorBidi" w:hAnsiTheme="majorBidi" w:cstheme="majorBidi"/>
-          <w:b/>
-          <w:bCs/>
-          <w:sz w:val="32"/>
-          <w:szCs w:val="32"/>
-        </w:rPr>
-      </w:pPr>
-    </w:p>
-    <w:p>
-      <w:pPr>
-        <w:jc w:val="both"/>
-        <w:rPr>
-          <w:rFonts w:asciiTheme="majorBidi" w:hAnsiTheme="majorBidi" w:cstheme="majorBidi"/>
-          <w:b/>
-          <w:bCs/>
-          <w:sz w:val="32"/>
-          <w:szCs w:val="32"/>
-        </w:rPr>
-      </w:pPr>
-    </w:p>
-    <w:p>
-      <w:pPr>
-        <w:jc w:val="both"/>
-        <w:rPr>
-          <w:rFonts w:asciiTheme="majorBidi" w:hAnsiTheme="majorBidi" w:cstheme="majorBidi"/>
-          <w:b/>
-          <w:bCs/>
-          <w:sz w:val="32"/>
-          <w:szCs w:val="32"/>
-        </w:rPr>
-      </w:pPr>
-    </w:p>
-    <w:p>
-      <w:pPr>
-        <w:jc w:val="both"/>
-        <w:rPr>
-          <w:rFonts w:asciiTheme="majorBidi" w:hAnsiTheme="majorBidi" w:cstheme="majorBidi"/>
-          <w:b/>
-          <w:bCs/>
-          <w:sz w:val="32"/>
-          <w:szCs w:val="32"/>
-        </w:rPr>
-      </w:pPr>
-    </w:p>
-    <w:p>
-      <w:pPr>
-        <w:jc w:val="both"/>
-        <w:rPr>
-          <w:rFonts w:asciiTheme="majorBidi" w:hAnsiTheme="majorBidi" w:cstheme="majorBidi"/>
-          <w:b/>
-          <w:bCs/>
-          <w:sz w:val="32"/>
-          <w:szCs w:val="32"/>
-        </w:rPr>
-      </w:pPr>
-    </w:p>
-    <w:p>
-      <w:pPr>
-        <w:jc w:val="both"/>
-        <w:rPr>
-          <w:rFonts w:asciiTheme="majorBidi" w:hAnsiTheme="majorBidi" w:cstheme="majorBidi"/>
-          <w:b/>
-          <w:bCs/>
-          <w:sz w:val="32"/>
-          <w:szCs w:val="32"/>
-        </w:rPr>
-      </w:pPr>
-    </w:p>
-    <w:p>
-      <w:pPr>
-        <w:jc w:val="both"/>
-        <w:rPr>
-          <w:rFonts w:asciiTheme="majorBidi" w:hAnsiTheme="majorBidi" w:cstheme="majorBidi"/>
-          <w:b/>
-          <w:bCs/>
-          <w:sz w:val="32"/>
-          <w:szCs w:val="32"/>
-        </w:rPr>
-      </w:pPr>
       <w:r>
         <w:rPr>
           <w:rFonts w:asciiTheme="majorBidi" w:hAnsiTheme="majorBidi" w:cstheme="majorBidi"/>
@@ -9806,7 +9423,6 @@
           <w:sz w:val="28"/>
           <w:szCs w:val="28"/>
         </w:rPr>
-        <w:lastRenderedPageBreak/>
         <mc:AlternateContent>
           <mc:Choice Requires="wps">
             <w:drawing>
@@ -10352,9 +9968,23 @@
                                 <w:sz w:val="28"/>
                                 <w:szCs w:val="28"/>
                               </w:rPr>
-                              <w:t>backup-tool:latest</w:t>
+                              <w:t>backup-</w:t>
+                            </w:r>
+                            <w:proofErr w:type="gramStart"/>
+                            <w:r>
+                              <w:rPr>
+                                <w:rFonts w:asciiTheme="majorBidi" w:hAnsiTheme="majorBidi" w:cstheme="majorBidi"/>
+                                <w:b/>
+                                <w:bCs/>
+                                <w:i/>
+                                <w:iCs/>
+                                <w:sz w:val="28"/>
+                                <w:szCs w:val="28"/>
+                              </w:rPr>
+                              <w:t>tool:latest</w:t>
                             </w:r>
                             <w:proofErr w:type="spellEnd"/>
+                            <w:proofErr w:type="gramEnd"/>
                           </w:p>
                           <w:p>
                             <w:pPr>
@@ -11021,9 +10651,23 @@
                           <w:sz w:val="28"/>
                           <w:szCs w:val="28"/>
                         </w:rPr>
-                        <w:t>backup-tool:latest</w:t>
+                        <w:t>backup-</w:t>
+                      </w:r>
+                      <w:proofErr w:type="gramStart"/>
+                      <w:r>
+                        <w:rPr>
+                          <w:rFonts w:asciiTheme="majorBidi" w:hAnsiTheme="majorBidi" w:cstheme="majorBidi"/>
+                          <w:b/>
+                          <w:bCs/>
+                          <w:i/>
+                          <w:iCs/>
+                          <w:sz w:val="28"/>
+                          <w:szCs w:val="28"/>
+                        </w:rPr>
+                        <w:t>tool:latest</w:t>
                       </w:r>
                       <w:proofErr w:type="spellEnd"/>
+                      <w:proofErr w:type="gramEnd"/>
                     </w:p>
                     <w:p>
                       <w:pPr>
@@ -11183,7 +10827,7 @@
           <w:sz w:val="32"/>
           <w:szCs w:val="32"/>
         </w:rPr>
-        <w:t xml:space="preserve">Example </w:t>
+        <w:t>Example Cron</w:t>
       </w:r>
       <w:proofErr w:type="spellStart"/>
       <w:r>
@@ -11194,158 +10838,193 @@
           <w:sz w:val="32"/>
           <w:szCs w:val="32"/>
         </w:rPr>
+        <w:t>Job</w:t>
+      </w:r>
+      <w:proofErr w:type="spellEnd"/>
+    </w:p>
+    <w:p>
+      <w:pPr>
+        <w:jc w:val="both"/>
+        <w:rPr>
+          <w:rFonts w:asciiTheme="majorBidi" w:hAnsiTheme="majorBidi" w:cstheme="majorBidi"/>
+          <w:sz w:val="28"/>
+          <w:szCs w:val="28"/>
+        </w:rPr>
+      </w:pPr>
+    </w:p>
+    <w:p>
+      <w:pPr>
+        <w:jc w:val="both"/>
+        <w:rPr>
+          <w:rFonts w:asciiTheme="majorBidi" w:hAnsiTheme="majorBidi" w:cstheme="majorBidi"/>
+          <w:sz w:val="28"/>
+          <w:szCs w:val="28"/>
+        </w:rPr>
+      </w:pPr>
+    </w:p>
+    <w:p>
+      <w:pPr>
+        <w:jc w:val="both"/>
+        <w:rPr>
+          <w:rFonts w:asciiTheme="majorBidi" w:hAnsiTheme="majorBidi" w:cstheme="majorBidi"/>
+          <w:sz w:val="28"/>
+          <w:szCs w:val="28"/>
+        </w:rPr>
+      </w:pPr>
+    </w:p>
+    <w:p>
+      <w:pPr>
+        <w:jc w:val="both"/>
+        <w:rPr>
+          <w:rFonts w:asciiTheme="majorBidi" w:hAnsiTheme="majorBidi" w:cstheme="majorBidi"/>
+          <w:sz w:val="28"/>
+          <w:szCs w:val="28"/>
+        </w:rPr>
+      </w:pPr>
+    </w:p>
+    <w:p>
+      <w:pPr>
+        <w:jc w:val="both"/>
+        <w:rPr>
+          <w:rFonts w:asciiTheme="majorBidi" w:hAnsiTheme="majorBidi" w:cstheme="majorBidi"/>
+          <w:sz w:val="28"/>
+          <w:szCs w:val="28"/>
+        </w:rPr>
+      </w:pPr>
+    </w:p>
+    <w:p>
+      <w:pPr>
+        <w:jc w:val="both"/>
+        <w:rPr>
+          <w:rFonts w:asciiTheme="majorBidi" w:hAnsiTheme="majorBidi" w:cstheme="majorBidi"/>
+          <w:sz w:val="28"/>
+          <w:szCs w:val="28"/>
+        </w:rPr>
+      </w:pPr>
+    </w:p>
+    <w:p>
+      <w:pPr>
+        <w:jc w:val="both"/>
+        <w:rPr>
+          <w:rFonts w:asciiTheme="majorBidi" w:hAnsiTheme="majorBidi" w:cstheme="majorBidi"/>
+          <w:sz w:val="28"/>
+          <w:szCs w:val="28"/>
+        </w:rPr>
+      </w:pPr>
+    </w:p>
+    <w:p>
+      <w:pPr>
+        <w:jc w:val="both"/>
+        <w:rPr>
+          <w:rFonts w:asciiTheme="majorBidi" w:hAnsiTheme="majorBidi" w:cstheme="majorBidi"/>
+          <w:sz w:val="28"/>
+          <w:szCs w:val="28"/>
+        </w:rPr>
+      </w:pPr>
+    </w:p>
+    <w:p>
+      <w:pPr>
+        <w:jc w:val="both"/>
+        <w:rPr>
+          <w:rFonts w:asciiTheme="majorBidi" w:hAnsiTheme="majorBidi" w:cstheme="majorBidi"/>
+          <w:sz w:val="28"/>
+          <w:szCs w:val="28"/>
+        </w:rPr>
+      </w:pPr>
+    </w:p>
+    <w:p>
+      <w:pPr>
+        <w:jc w:val="both"/>
+        <w:rPr>
+          <w:rFonts w:asciiTheme="majorBidi" w:hAnsiTheme="majorBidi" w:cstheme="majorBidi"/>
+          <w:sz w:val="28"/>
+          <w:szCs w:val="28"/>
+        </w:rPr>
+      </w:pPr>
+    </w:p>
+    <w:p>
+      <w:pPr>
+        <w:jc w:val="both"/>
+        <w:rPr>
+          <w:rFonts w:asciiTheme="majorBidi" w:hAnsiTheme="majorBidi" w:cstheme="majorBidi"/>
+          <w:sz w:val="28"/>
+          <w:szCs w:val="28"/>
+        </w:rPr>
+      </w:pPr>
+    </w:p>
+    <w:p>
+      <w:pPr>
+        <w:spacing w:after="60"/>
+        <w:jc w:val="both"/>
+        <w:rPr>
+          <w:rFonts w:asciiTheme="majorBidi" w:hAnsiTheme="majorBidi" w:cstheme="majorBidi"/>
+          <w:b/>
+          <w:bCs/>
+          <w:sz w:val="28"/>
+          <w:szCs w:val="28"/>
+        </w:rPr>
+      </w:pPr>
+      <w:r>
+        <w:rPr>
+          <w:rFonts w:asciiTheme="majorBidi" w:hAnsiTheme="majorBidi" w:cstheme="majorBidi"/>
+          <w:b/>
+          <w:bCs/>
+          <w:sz w:val="28"/>
+          <w:szCs w:val="28"/>
+        </w:rPr>
+        <w:t>Meaning:</w:t>
+      </w:r>
+    </w:p>
+    <w:p>
+      <w:pPr>
+        <w:jc w:val="both"/>
+        <w:rPr>
+          <w:rFonts w:asciiTheme="majorBidi" w:hAnsiTheme="majorBidi" w:cstheme="majorBidi"/>
+          <w:sz w:val="28"/>
+          <w:szCs w:val="28"/>
+        </w:rPr>
+      </w:pPr>
+      <w:r>
+        <w:rPr>
+          <w:rFonts w:asciiTheme="majorBidi" w:hAnsiTheme="majorBidi" w:cstheme="majorBidi"/>
+          <w:sz w:val="28"/>
+          <w:szCs w:val="28"/>
+        </w:rPr>
+        <w:t>Every day at 2 AM</w:t>
+      </w:r>
+      <w:r>
+        <w:rPr>
+          <w:rFonts w:asciiTheme="majorBidi" w:hAnsiTheme="majorBidi" w:cstheme="majorBidi"/>
+          <w:sz w:val="28"/>
+          <w:szCs w:val="28"/>
+        </w:rPr>
+        <w:t xml:space="preserve"> </w:t>
+      </w:r>
+      <w:r>
+        <w:rPr>
+          <w:rFonts w:asciiTheme="majorBidi" w:hAnsiTheme="majorBidi" w:cstheme="majorBidi"/>
+          <w:sz w:val="28"/>
+          <w:szCs w:val="28"/>
+        </w:rPr>
+        <w:t xml:space="preserve">→ </w:t>
+      </w:r>
+      <w:proofErr w:type="spellStart"/>
+      <w:r>
+        <w:rPr>
+          <w:rFonts w:asciiTheme="majorBidi" w:hAnsiTheme="majorBidi" w:cstheme="majorBidi"/>
+          <w:sz w:val="28"/>
+          <w:szCs w:val="28"/>
+        </w:rPr>
         <w:t>CronJob</w:t>
       </w:r>
       <w:proofErr w:type="spellEnd"/>
-    </w:p>
-    <w:p>
-      <w:pPr>
-        <w:jc w:val="both"/>
-        <w:rPr>
-          <w:rFonts w:asciiTheme="majorBidi" w:hAnsiTheme="majorBidi" w:cstheme="majorBidi"/>
-          <w:sz w:val="28"/>
-          <w:szCs w:val="28"/>
-        </w:rPr>
-      </w:pPr>
-    </w:p>
-    <w:p>
-      <w:pPr>
-        <w:jc w:val="both"/>
-        <w:rPr>
-          <w:rFonts w:asciiTheme="majorBidi" w:hAnsiTheme="majorBidi" w:cstheme="majorBidi"/>
-          <w:sz w:val="28"/>
-          <w:szCs w:val="28"/>
-        </w:rPr>
-      </w:pPr>
-    </w:p>
-    <w:p>
-      <w:pPr>
-        <w:jc w:val="both"/>
-        <w:rPr>
-          <w:rFonts w:asciiTheme="majorBidi" w:hAnsiTheme="majorBidi" w:cstheme="majorBidi"/>
-          <w:sz w:val="28"/>
-          <w:szCs w:val="28"/>
-        </w:rPr>
-      </w:pPr>
-    </w:p>
-    <w:p>
-      <w:pPr>
-        <w:jc w:val="both"/>
-        <w:rPr>
-          <w:rFonts w:asciiTheme="majorBidi" w:hAnsiTheme="majorBidi" w:cstheme="majorBidi"/>
-          <w:sz w:val="28"/>
-          <w:szCs w:val="28"/>
-        </w:rPr>
-      </w:pPr>
-    </w:p>
-    <w:p>
-      <w:pPr>
-        <w:jc w:val="both"/>
-        <w:rPr>
-          <w:rFonts w:asciiTheme="majorBidi" w:hAnsiTheme="majorBidi" w:cstheme="majorBidi"/>
-          <w:sz w:val="28"/>
-          <w:szCs w:val="28"/>
-        </w:rPr>
-      </w:pPr>
-    </w:p>
-    <w:p>
-      <w:pPr>
-        <w:jc w:val="both"/>
-        <w:rPr>
-          <w:rFonts w:asciiTheme="majorBidi" w:hAnsiTheme="majorBidi" w:cstheme="majorBidi"/>
-          <w:sz w:val="28"/>
-          <w:szCs w:val="28"/>
-        </w:rPr>
-      </w:pPr>
-    </w:p>
-    <w:p>
-      <w:pPr>
-        <w:jc w:val="both"/>
-        <w:rPr>
-          <w:rFonts w:asciiTheme="majorBidi" w:hAnsiTheme="majorBidi" w:cstheme="majorBidi"/>
-          <w:sz w:val="28"/>
-          <w:szCs w:val="28"/>
-        </w:rPr>
-      </w:pPr>
-    </w:p>
-    <w:p>
-      <w:pPr>
-        <w:jc w:val="both"/>
-        <w:rPr>
-          <w:rFonts w:asciiTheme="majorBidi" w:hAnsiTheme="majorBidi" w:cstheme="majorBidi"/>
-          <w:sz w:val="28"/>
-          <w:szCs w:val="28"/>
-        </w:rPr>
-      </w:pPr>
-    </w:p>
-    <w:p>
-      <w:pPr>
-        <w:jc w:val="both"/>
-        <w:rPr>
-          <w:rFonts w:asciiTheme="majorBidi" w:hAnsiTheme="majorBidi" w:cstheme="majorBidi"/>
-          <w:sz w:val="28"/>
-          <w:szCs w:val="28"/>
-        </w:rPr>
-      </w:pPr>
-    </w:p>
-    <w:p>
-      <w:pPr>
-        <w:jc w:val="both"/>
-        <w:rPr>
-          <w:rFonts w:asciiTheme="majorBidi" w:hAnsiTheme="majorBidi" w:cstheme="majorBidi"/>
-          <w:sz w:val="28"/>
-          <w:szCs w:val="28"/>
-        </w:rPr>
-      </w:pPr>
-    </w:p>
-    <w:p>
-      <w:pPr>
-        <w:jc w:val="both"/>
-        <w:rPr>
-          <w:rFonts w:asciiTheme="majorBidi" w:hAnsiTheme="majorBidi" w:cstheme="majorBidi"/>
-          <w:sz w:val="28"/>
-          <w:szCs w:val="28"/>
-        </w:rPr>
-      </w:pPr>
-    </w:p>
-    <w:p>
-      <w:pPr>
-        <w:jc w:val="both"/>
-        <w:rPr>
-          <w:rFonts w:asciiTheme="majorBidi" w:hAnsiTheme="majorBidi" w:cstheme="majorBidi"/>
-          <w:b/>
-          <w:bCs/>
-          <w:sz w:val="28"/>
-          <w:szCs w:val="28"/>
-        </w:rPr>
-      </w:pPr>
-      <w:r>
-        <w:rPr>
-          <w:rFonts w:asciiTheme="majorBidi" w:hAnsiTheme="majorBidi" w:cstheme="majorBidi"/>
-          <w:b/>
-          <w:bCs/>
-          <w:sz w:val="28"/>
-          <w:szCs w:val="28"/>
-        </w:rPr>
-        <w:t>Meaning:</w:t>
-      </w:r>
-    </w:p>
-    <w:p>
-      <w:pPr>
-        <w:jc w:val="both"/>
-        <w:rPr>
-          <w:rFonts w:asciiTheme="majorBidi" w:hAnsiTheme="majorBidi" w:cstheme="majorBidi"/>
-          <w:sz w:val="28"/>
-          <w:szCs w:val="28"/>
-        </w:rPr>
-      </w:pPr>
-      <w:r>
-        <w:rPr>
-          <w:rFonts w:asciiTheme="majorBidi" w:hAnsiTheme="majorBidi" w:cstheme="majorBidi"/>
-          <w:sz w:val="28"/>
-          <w:szCs w:val="28"/>
-        </w:rPr>
-        <w:t>Every day at 2 AM</w:t>
+      <w:r>
+        <w:rPr>
+          <w:rFonts w:asciiTheme="majorBidi" w:hAnsiTheme="majorBidi" w:cstheme="majorBidi"/>
+          <w:sz w:val="28"/>
+          <w:szCs w:val="28"/>
+        </w:rPr>
+        <w:t xml:space="preserve"> creates a Job</w:t>
       </w:r>
       <w:r>
         <w:rPr>
@@ -11361,25 +11040,7 @@
           <w:sz w:val="28"/>
           <w:szCs w:val="28"/>
         </w:rPr>
-        <w:t xml:space="preserve">→ </w:t>
-      </w:r>
-      <w:proofErr w:type="spellStart"/>
-      <w:r>
-        <w:rPr>
-          <w:rFonts w:asciiTheme="majorBidi" w:hAnsiTheme="majorBidi" w:cstheme="majorBidi"/>
-          <w:sz w:val="28"/>
-          <w:szCs w:val="28"/>
-        </w:rPr>
-        <w:t>CronJob</w:t>
-      </w:r>
-      <w:proofErr w:type="spellEnd"/>
-      <w:r>
-        <w:rPr>
-          <w:rFonts w:asciiTheme="majorBidi" w:hAnsiTheme="majorBidi" w:cstheme="majorBidi"/>
-          <w:sz w:val="28"/>
-          <w:szCs w:val="28"/>
-        </w:rPr>
-        <w:t xml:space="preserve"> creates a Job</w:t>
+        <w:t>→ Job creates Pod</w:t>
       </w:r>
       <w:r>
         <w:rPr>
@@ -11395,7 +11056,7 @@
           <w:sz w:val="28"/>
           <w:szCs w:val="28"/>
         </w:rPr>
-        <w:t>→ Job creates Pod</w:t>
+        <w:t>→ Pod runs backup script</w:t>
       </w:r>
       <w:r>
         <w:rPr>
@@ -11411,27 +11072,11 @@
           <w:sz w:val="28"/>
           <w:szCs w:val="28"/>
         </w:rPr>
-        <w:t>→ Pod runs backup script</w:t>
-      </w:r>
-      <w:r>
-        <w:rPr>
-          <w:rFonts w:asciiTheme="majorBidi" w:hAnsiTheme="majorBidi" w:cstheme="majorBidi"/>
-          <w:sz w:val="28"/>
-          <w:szCs w:val="28"/>
-        </w:rPr>
-        <w:t xml:space="preserve"> </w:t>
-      </w:r>
-      <w:r>
-        <w:rPr>
-          <w:rFonts w:asciiTheme="majorBidi" w:hAnsiTheme="majorBidi" w:cstheme="majorBidi"/>
-          <w:sz w:val="28"/>
-          <w:szCs w:val="28"/>
-        </w:rPr>
         <w:t>→ Job completes</w:t>
       </w:r>
     </w:p>
     <w:sectPr>
-      <w:pgSz w:w="12240" w:h="15840"/>
+      <w:pgSz w:w="11906" w:h="16838" w:code="9"/>
       <w:pgMar w:top="720" w:right="720" w:bottom="720" w:left="720" w:header="720" w:footer="720" w:gutter="0"/>
       <w:cols w:space="720"/>
       <w:docGrid w:linePitch="360"/>
@@ -11441,7 +11086,7 @@
 </file>
 
 <file path=word/numbering.xml><?xml version="1.0" encoding="utf-8"?>
-<w:numbering xmlns:wpc="http://schemas.microsoft.com/office/word/2010/wordprocessingCanvas" xmlns:cx="http://schemas.microsoft.com/office/drawing/2014/chartex" xmlns:cx1="http://schemas.microsoft.com/office/drawing/2015/9/8/chartex" xmlns:cx2="http://schemas.microsoft.com/office/drawing/2015/10/21/chartex" xmlns:cx3="http://schemas.microsoft.com/office/drawing/2016/5/9/chartex" xmlns:cx4="http://schemas.microsoft.com/office/drawing/2016/5/10/chartex" xmlns:cx5="http://schemas.microsoft.com/office/drawing/2016/5/11/chartex" xmlns:cx6="http://schemas.microsoft.com/office/drawing/2016/5/12/chartex" xmlns:cx7="http://schemas.microsoft.com/office/drawing/2016/5/13/chartex" xmlns:cx8="http://schemas.microsoft.com/office/drawing/2016/5/14/chartex" xmlns:mc="http://schemas.openxmlformats.org/markup-compatibility/2006" xmlns:aink="http://schemas.microsoft.com/office/drawing/2016/ink" xmlns:am3d="http://schemas.microsoft.com/office/drawing/2017/model3d" xmlns:o="urn:schemas-microsoft-com:office:office" xmlns:oel="http://schemas.microsoft.com/office/2019/extlst" xmlns:r="http://schemas.openxmlformats.org/officeDocument/2006/relationships" xmlns:m="http://schemas.openxmlformats.org/officeDocument/2006/math" xmlns:v="urn:schemas-microsoft-com:vml" xmlns:wp14="http://schemas.microsoft.com/office/word/2010/wordprocessingDrawing" xmlns:wp="http://schemas.openxmlformats.org/drawingml/2006/wordprocessingDrawing" xmlns:w10="urn:schemas-microsoft-com:office:word" xmlns:w="http://schemas.openxmlformats.org/wordprocessingml/2006/main" xmlns:w14="http://schemas.microsoft.com/office/word/2010/wordml" xmlns:w15="http://schemas.microsoft.com/office/word/2012/wordml" xmlns:w16cex="http://schemas.microsoft.com/office/word/2018/wordml/cex" xmlns:w16cid="http://schemas.microsoft.com/office/word/2016/wordml/cid" xmlns:w16="http://schemas.microsoft.com/office/word/2018/wordml" xmlns:w16du="http://schemas.microsoft.com/office/word/2023/wordml/word16du" xmlns:w16sdtdh="http://schemas.microsoft.com/office/word/2020/wordml/sdtdatahash" xmlns:w16sdtfl="http://schemas.microsoft.com/office/word/2024/wordml/sdtformatlock" xmlns:w16se="http://schemas.microsoft.com/office/word/2015/wordml/symex" xmlns:wpg="http://schemas.microsoft.com/office/word/2010/wordprocessingGroup" xmlns:wpi="http://schemas.microsoft.com/office/word/2010/wordprocessingInk" xmlns:wne="http://schemas.microsoft.com/office/word/2006/wordml" xmlns:wps="http://schemas.microsoft.com/office/word/2010/wordprocessingShape" mc:Ignorable="w14 w15 w16se w16cid w16 w16cex w16sdtdh w16sdtfl w16du wp14">
+<w:numbering xmlns:wpc="http://schemas.microsoft.com/office/word/2010/wordprocessingCanvas" xmlns:cx="http://schemas.microsoft.com/office/drawing/2014/chartex" xmlns:cx1="http://schemas.microsoft.com/office/drawing/2015/9/8/chartex" xmlns:cx2="http://schemas.microsoft.com/office/drawing/2015/10/21/chartex" xmlns:cx3="http://schemas.microsoft.com/office/drawing/2016/5/9/chartex" xmlns:cx4="http://schemas.microsoft.com/office/drawing/2016/5/10/chartex" xmlns:cx5="http://schemas.microsoft.com/office/drawing/2016/5/11/chartex" xmlns:cx6="http://schemas.microsoft.com/office/drawing/2016/5/12/chartex" xmlns:cx7="http://schemas.microsoft.com/office/drawing/2016/5/13/chartex" xmlns:cx8="http://schemas.microsoft.com/office/drawing/2016/5/14/chartex" xmlns:mc="http://schemas.openxmlformats.org/markup-compatibility/2006" xmlns:aink="http://schemas.microsoft.com/office/drawing/2016/ink" xmlns:am3d="http://schemas.microsoft.com/office/drawing/2017/model3d" xmlns:o="urn:schemas-microsoft-com:office:office" xmlns:oel="http://schemas.microsoft.com/office/2019/extlst" xmlns:r="http://schemas.openxmlformats.org/officeDocument/2006/relationships" xmlns:m="http://schemas.openxmlformats.org/officeDocument/2006/math" xmlns:v="urn:schemas-microsoft-com:vml" xmlns:wp14="http://schemas.microsoft.com/office/word/2010/wordprocessingDrawing" xmlns:wp="http://schemas.openxmlformats.org/drawingml/2006/wordprocessingDrawing" xmlns:w10="urn:schemas-microsoft-com:office:word" xmlns:w="http://schemas.openxmlformats.org/wordprocessingml/2006/main" xmlns:w14="http://schemas.microsoft.com/office/word/2010/wordml" xmlns:w15="http://schemas.microsoft.com/office/word/2012/wordml" xmlns:w16cex="http://schemas.microsoft.com/office/word/2018/wordml/cex" xmlns:w16cid="http://schemas.microsoft.com/office/word/2016/wordml/cid" xmlns:w16="http://schemas.microsoft.com/office/word/2018/wordml" xmlns:w16sdtdh="http://schemas.microsoft.com/office/word/2020/wordml/sdtdatahash" xmlns:w16se="http://schemas.microsoft.com/office/word/2015/wordml/symex" xmlns:wpg="http://schemas.microsoft.com/office/word/2010/wordprocessingGroup" xmlns:wpi="http://schemas.microsoft.com/office/word/2010/wordprocessingInk" xmlns:wne="http://schemas.microsoft.com/office/word/2006/wordml" xmlns:wps="http://schemas.microsoft.com/office/word/2010/wordprocessingShape" mc:Ignorable="w14 w15 w16se w16cid w16 w16cex w16sdtdh wp14">
   <w:abstractNum w:abstractNumId="0" w15:restartNumberingAfterBreak="0">
     <w:nsid w:val="04C82636"/>
     <w:multiLevelType w:val="hybridMultilevel"/>
@@ -14551,7 +14196,7 @@
 </file>
 
 <file path=word/styles.xml><?xml version="1.0" encoding="utf-8"?>
-<w:styles xmlns:mc="http://schemas.openxmlformats.org/markup-compatibility/2006" xmlns:r="http://schemas.openxmlformats.org/officeDocument/2006/relationships" xmlns:w="http://schemas.openxmlformats.org/wordprocessingml/2006/main" xmlns:w14="http://schemas.microsoft.com/office/word/2010/wordml" xmlns:w15="http://schemas.microsoft.com/office/word/2012/wordml" xmlns:w16cex="http://schemas.microsoft.com/office/word/2018/wordml/cex" xmlns:w16cid="http://schemas.microsoft.com/office/word/2016/wordml/cid" xmlns:w16="http://schemas.microsoft.com/office/word/2018/wordml" xmlns:w16du="http://schemas.microsoft.com/office/word/2023/wordml/word16du" xmlns:w16sdtdh="http://schemas.microsoft.com/office/word/2020/wordml/sdtdatahash" xmlns:w16sdtfl="http://schemas.microsoft.com/office/word/2024/wordml/sdtformatlock" xmlns:w16se="http://schemas.microsoft.com/office/word/2015/wordml/symex" mc:Ignorable="w14 w15 w16se w16cid w16 w16cex w16sdtdh w16sdtfl w16du">
+<w:styles xmlns:mc="http://schemas.openxmlformats.org/markup-compatibility/2006" xmlns:r="http://schemas.openxmlformats.org/officeDocument/2006/relationships" xmlns:w="http://schemas.openxmlformats.org/wordprocessingml/2006/main" xmlns:w14="http://schemas.microsoft.com/office/word/2010/wordml" xmlns:w15="http://schemas.microsoft.com/office/word/2012/wordml" xmlns:w16cex="http://schemas.microsoft.com/office/word/2018/wordml/cex" xmlns:w16cid="http://schemas.microsoft.com/office/word/2016/wordml/cid" xmlns:w16="http://schemas.microsoft.com/office/word/2018/wordml" xmlns:w16sdtdh="http://schemas.microsoft.com/office/word/2020/wordml/sdtdatahash" xmlns:w16se="http://schemas.microsoft.com/office/word/2015/wordml/symex" mc:Ignorable="w14 w15 w16se w16cid w16 w16cex w16sdtdh">
   <w:docDefaults>
     <w:rPrDefault>
       <w:rPr>

--- a/Kubernetes/9-batch-workloads.docx
+++ b/Kubernetes/9-batch-workloads.docx
@@ -1,6 +1,6 @@
 
 <file path=word/document.xml><?xml version="1.0" encoding="utf-8"?>
-<w:document xmlns:wpc="http://schemas.microsoft.com/office/word/2010/wordprocessingCanvas" xmlns:cx="http://schemas.microsoft.com/office/drawing/2014/chartex" xmlns:cx1="http://schemas.microsoft.com/office/drawing/2015/9/8/chartex" xmlns:cx2="http://schemas.microsoft.com/office/drawing/2015/10/21/chartex" xmlns:cx3="http://schemas.microsoft.com/office/drawing/2016/5/9/chartex" xmlns:cx4="http://schemas.microsoft.com/office/drawing/2016/5/10/chartex" xmlns:cx5="http://schemas.microsoft.com/office/drawing/2016/5/11/chartex" xmlns:cx6="http://schemas.microsoft.com/office/drawing/2016/5/12/chartex" xmlns:cx7="http://schemas.microsoft.com/office/drawing/2016/5/13/chartex" xmlns:cx8="http://schemas.microsoft.com/office/drawing/2016/5/14/chartex" xmlns:mc="http://schemas.openxmlformats.org/markup-compatibility/2006" xmlns:aink="http://schemas.microsoft.com/office/drawing/2016/ink" xmlns:am3d="http://schemas.microsoft.com/office/drawing/2017/model3d" xmlns:o="urn:schemas-microsoft-com:office:office" xmlns:oel="http://schemas.microsoft.com/office/2019/extlst" xmlns:r="http://schemas.openxmlformats.org/officeDocument/2006/relationships" xmlns:m="http://schemas.openxmlformats.org/officeDocument/2006/math" xmlns:v="urn:schemas-microsoft-com:vml" xmlns:wp14="http://schemas.microsoft.com/office/word/2010/wordprocessingDrawing" xmlns:wp="http://schemas.openxmlformats.org/drawingml/2006/wordprocessingDrawing" xmlns:w10="urn:schemas-microsoft-com:office:word" xmlns:w="http://schemas.openxmlformats.org/wordprocessingml/2006/main" xmlns:w14="http://schemas.microsoft.com/office/word/2010/wordml" xmlns:w15="http://schemas.microsoft.com/office/word/2012/wordml" xmlns:w16cex="http://schemas.microsoft.com/office/word/2018/wordml/cex" xmlns:w16cid="http://schemas.microsoft.com/office/word/2016/wordml/cid" xmlns:w16="http://schemas.microsoft.com/office/word/2018/wordml" xmlns:w16sdtdh="http://schemas.microsoft.com/office/word/2020/wordml/sdtdatahash" xmlns:w16se="http://schemas.microsoft.com/office/word/2015/wordml/symex" xmlns:wpg="http://schemas.microsoft.com/office/word/2010/wordprocessingGroup" xmlns:wpi="http://schemas.microsoft.com/office/word/2010/wordprocessingInk" xmlns:wne="http://schemas.microsoft.com/office/word/2006/wordml" xmlns:wps="http://schemas.microsoft.com/office/word/2010/wordprocessingShape" mc:Ignorable="w14 w15 w16se w16cid w16 w16cex w16sdtdh wp14">
+<w:document xmlns:wpc="http://schemas.microsoft.com/office/word/2010/wordprocessingCanvas" xmlns:cx="http://schemas.microsoft.com/office/drawing/2014/chartex" xmlns:cx1="http://schemas.microsoft.com/office/drawing/2015/9/8/chartex" xmlns:cx2="http://schemas.microsoft.com/office/drawing/2015/10/21/chartex" xmlns:cx3="http://schemas.microsoft.com/office/drawing/2016/5/9/chartex" xmlns:cx4="http://schemas.microsoft.com/office/drawing/2016/5/10/chartex" xmlns:cx5="http://schemas.microsoft.com/office/drawing/2016/5/11/chartex" xmlns:cx6="http://schemas.microsoft.com/office/drawing/2016/5/12/chartex" xmlns:cx7="http://schemas.microsoft.com/office/drawing/2016/5/13/chartex" xmlns:cx8="http://schemas.microsoft.com/office/drawing/2016/5/14/chartex" xmlns:mc="http://schemas.openxmlformats.org/markup-compatibility/2006" xmlns:aink="http://schemas.microsoft.com/office/drawing/2016/ink" xmlns:am3d="http://schemas.microsoft.com/office/drawing/2017/model3d" xmlns:o="urn:schemas-microsoft-com:office:office" xmlns:oel="http://schemas.microsoft.com/office/2019/extlst" xmlns:r="http://schemas.openxmlformats.org/officeDocument/2006/relationships" xmlns:m="http://schemas.openxmlformats.org/officeDocument/2006/math" xmlns:v="urn:schemas-microsoft-com:vml" xmlns:wp14="http://schemas.microsoft.com/office/word/2010/wordprocessingDrawing" xmlns:wp="http://schemas.openxmlformats.org/drawingml/2006/wordprocessingDrawing" xmlns:w10="urn:schemas-microsoft-com:office:word" xmlns:w="http://schemas.openxmlformats.org/wordprocessingml/2006/main" xmlns:w14="http://schemas.microsoft.com/office/word/2010/wordml" xmlns:w15="http://schemas.microsoft.com/office/word/2012/wordml" xmlns:w16cei="http://schemas.microsoft.com/office/word/2026/wordml/cei" xmlns:w16cex="http://schemas.microsoft.com/office/word/2018/wordml/cex" xmlns:w16cid="http://schemas.microsoft.com/office/word/2016/wordml/cid" xmlns:w16="http://schemas.microsoft.com/office/word/2018/wordml" xmlns:w16du="http://schemas.microsoft.com/office/word/2023/wordml/word16du" xmlns:w16sdtdh="http://schemas.microsoft.com/office/word/2020/wordml/sdtdatahash" xmlns:w16sdtfl="http://schemas.microsoft.com/office/word/2024/wordml/sdtformatlock" xmlns:w16se="http://schemas.microsoft.com/office/word/2015/wordml/symex" xmlns:wpg="http://schemas.microsoft.com/office/word/2010/wordprocessingGroup" xmlns:wpi="http://schemas.microsoft.com/office/word/2010/wordprocessingInk" xmlns:wne="http://schemas.microsoft.com/office/word/2006/wordml" xmlns:wps="http://schemas.microsoft.com/office/word/2010/wordprocessingShape" mc:Ignorable="w14 w15 w16se w16cid w16 w16cex w16sdtdh w16sdtfl w16du wp14">
   <w:body>
     <w:p>
       <w:pPr>
@@ -537,7 +537,6 @@
           <w:iCs/>
           <w:sz w:val="28"/>
           <w:szCs w:val="28"/>
-          <w:u w:val="single"/>
         </w:rPr>
         <w:t>.</w:t>
       </w:r>
@@ -551,7 +550,6 @@
           <w:iCs/>
           <w:sz w:val="28"/>
           <w:szCs w:val="28"/>
-          <w:u w:val="single"/>
         </w:rPr>
         <w:t>spec</w:t>
       </w:r>
@@ -565,7 +563,6 @@
           <w:iCs/>
           <w:sz w:val="28"/>
           <w:szCs w:val="28"/>
-          <w:u w:val="single"/>
         </w:rPr>
         <w:t>.template</w:t>
       </w:r>
@@ -1697,6 +1694,10 @@
       <w:r>
         <w:rPr>
           <w:rFonts w:asciiTheme="majorBidi" w:hAnsiTheme="majorBidi" w:cstheme="majorBidi"/>
+          <w:b/>
+          <w:bCs/>
+          <w:i/>
+          <w:iCs/>
           <w:sz w:val="28"/>
           <w:szCs w:val="28"/>
         </w:rPr>
@@ -1746,7 +1747,27 @@
           <w:sz w:val="28"/>
           <w:szCs w:val="28"/>
         </w:rPr>
-        <w:t>When the restart policy is Never, Kubernetes takes a different approach. If the container inside the Pod fails, the Pod is marked as Failed and is not restarted. Instead, the Job controller creates a new Pod to retry the task. This means each retry attempt runs in a completely new Pod while the previous failed Pods remain in the cluster with a Failed status.</w:t>
+        <w:t xml:space="preserve">When the restart policy is </w:t>
+      </w:r>
+      <w:r>
+        <w:rPr>
+          <w:rFonts w:asciiTheme="majorBidi" w:hAnsiTheme="majorBidi" w:cstheme="majorBidi"/>
+          <w:b/>
+          <w:bCs/>
+          <w:i/>
+          <w:iCs/>
+          <w:sz w:val="28"/>
+          <w:szCs w:val="28"/>
+        </w:rPr>
+        <w:t>Never</w:t>
+      </w:r>
+      <w:r>
+        <w:rPr>
+          <w:rFonts w:asciiTheme="majorBidi" w:hAnsiTheme="majorBidi" w:cstheme="majorBidi"/>
+          <w:sz w:val="28"/>
+          <w:szCs w:val="28"/>
+        </w:rPr>
+        <w:t>, Kubernetes takes a different approach. If the container inside the Pod fails, the Pod is marked as Failed and is not restarted. Instead, the Job controller creates a new Pod to retry the task. This means each retry attempt runs in a completely new Pod while the previous failed Pods remain in the cluster with a Failed status.</w:t>
       </w:r>
     </w:p>
     <w:p>
@@ -3455,8 +3476,6 @@
         <w:jc w:val="both"/>
         <w:rPr>
           <w:rFonts w:asciiTheme="majorBidi" w:hAnsiTheme="majorBidi" w:cstheme="majorBidi"/>
-          <w:sz w:val="20"/>
-          <w:szCs w:val="20"/>
         </w:rPr>
       </w:pPr>
     </w:p>
@@ -3466,17 +3485,19 @@
         <w:jc w:val="both"/>
         <w:rPr>
           <w:rFonts w:asciiTheme="majorBidi" w:hAnsiTheme="majorBidi" w:cstheme="majorBidi"/>
-          <w:sz w:val="28"/>
-          <w:szCs w:val="28"/>
-          <w:u w:val="single"/>
-        </w:rPr>
-      </w:pPr>
-      <w:r>
-        <w:rPr>
-          <w:rFonts w:asciiTheme="majorBidi" w:hAnsiTheme="majorBidi" w:cstheme="majorBidi"/>
-          <w:sz w:val="28"/>
-          <w:szCs w:val="28"/>
-          <w:u w:val="single"/>
+          <w:b/>
+          <w:bCs/>
+          <w:sz w:val="28"/>
+          <w:szCs w:val="28"/>
+        </w:rPr>
+      </w:pPr>
+      <w:r>
+        <w:rPr>
+          <w:rFonts w:asciiTheme="majorBidi" w:hAnsiTheme="majorBidi" w:cstheme="majorBidi"/>
+          <w:b/>
+          <w:bCs/>
+          <w:sz w:val="28"/>
+          <w:szCs w:val="28"/>
         </w:rPr>
         <w:t>Explanation:</w:t>
       </w:r>
@@ -3610,12 +3631,96 @@
           <w:sz w:val="28"/>
           <w:szCs w:val="28"/>
         </w:rPr>
-        <w:t>In a Kubernetes Job, the completions and parallelism fields control how many Pods run and how many successful executions are required before the Job is considered finished. The completions field specifies the total number of successful Pod runs that must occur. For example, if completions: 5, Kubernetes will keep creating and running Pods until five Pods finish successfully, regardless of how many failed attempts happen along the way. Failed Pods do not count toward the completion total; Kubernetes retries by creating new Pods until the required number of successful completions is reached or until the retry limit (</w:t>
+        <w:t xml:space="preserve">In a Kubernetes Job, the </w:t>
+      </w:r>
+      <w:r>
+        <w:rPr>
+          <w:rFonts w:asciiTheme="majorBidi" w:hAnsiTheme="majorBidi" w:cstheme="majorBidi"/>
+          <w:b/>
+          <w:bCs/>
+          <w:i/>
+          <w:iCs/>
+          <w:sz w:val="28"/>
+          <w:szCs w:val="28"/>
+        </w:rPr>
+        <w:t>completions</w:t>
+      </w:r>
+      <w:r>
+        <w:rPr>
+          <w:rFonts w:asciiTheme="majorBidi" w:hAnsiTheme="majorBidi" w:cstheme="majorBidi"/>
+          <w:sz w:val="28"/>
+          <w:szCs w:val="28"/>
+        </w:rPr>
+        <w:t xml:space="preserve"> and </w:t>
+      </w:r>
+      <w:r>
+        <w:rPr>
+          <w:rFonts w:asciiTheme="majorBidi" w:hAnsiTheme="majorBidi" w:cstheme="majorBidi"/>
+          <w:b/>
+          <w:bCs/>
+          <w:i/>
+          <w:iCs/>
+          <w:sz w:val="28"/>
+          <w:szCs w:val="28"/>
+        </w:rPr>
+        <w:t>parallelism</w:t>
+      </w:r>
+      <w:r>
+        <w:rPr>
+          <w:rFonts w:asciiTheme="majorBidi" w:hAnsiTheme="majorBidi" w:cstheme="majorBidi"/>
+          <w:sz w:val="28"/>
+          <w:szCs w:val="28"/>
+        </w:rPr>
+        <w:t xml:space="preserve"> fields control how many Pods run and how many successful executions are required before the Job is considered finished. The </w:t>
+      </w:r>
+      <w:r>
+        <w:rPr>
+          <w:rFonts w:asciiTheme="majorBidi" w:hAnsiTheme="majorBidi" w:cstheme="majorBidi"/>
+          <w:b/>
+          <w:bCs/>
+          <w:i/>
+          <w:iCs/>
+          <w:sz w:val="28"/>
+          <w:szCs w:val="28"/>
+        </w:rPr>
+        <w:t>completions</w:t>
+      </w:r>
+      <w:r>
+        <w:rPr>
+          <w:rFonts w:asciiTheme="majorBidi" w:hAnsiTheme="majorBidi" w:cstheme="majorBidi"/>
+          <w:sz w:val="28"/>
+          <w:szCs w:val="28"/>
+        </w:rPr>
+        <w:t xml:space="preserve"> field specifies the total number of successful Pod runs that must occur. For example, if </w:t>
+      </w:r>
+      <w:r>
+        <w:rPr>
+          <w:rFonts w:asciiTheme="majorBidi" w:hAnsiTheme="majorBidi" w:cstheme="majorBidi"/>
+          <w:b/>
+          <w:bCs/>
+          <w:i/>
+          <w:iCs/>
+          <w:sz w:val="28"/>
+          <w:szCs w:val="28"/>
+        </w:rPr>
+        <w:t>completions: 5</w:t>
+      </w:r>
+      <w:r>
+        <w:rPr>
+          <w:rFonts w:asciiTheme="majorBidi" w:hAnsiTheme="majorBidi" w:cstheme="majorBidi"/>
+          <w:sz w:val="28"/>
+          <w:szCs w:val="28"/>
+        </w:rPr>
+        <w:t>, Kubernetes will keep creating and running Pods until five Pods finish successfully, regardless of how many failed attempts happen along the way. Failed Pods do not count toward the completion total; Kubernetes retries by creating new Pods until the required number of successful completions is reached or until the retry limit (</w:t>
       </w:r>
       <w:proofErr w:type="spellStart"/>
       <w:r>
         <w:rPr>
           <w:rFonts w:asciiTheme="majorBidi" w:hAnsiTheme="majorBidi" w:cstheme="majorBidi"/>
+          <w:b/>
+          <w:bCs/>
+          <w:i/>
+          <w:iCs/>
           <w:sz w:val="28"/>
           <w:szCs w:val="28"/>
         </w:rPr>
@@ -3647,12 +3752,72 @@
           <w:sz w:val="28"/>
           <w:szCs w:val="28"/>
         </w:rPr>
-        <w:t xml:space="preserve">The parallelism field controls how many Pods can run at the same time. For example, if parallelism: 3 and completions: 5, Kubernetes will run up to three Pods concurrently. As Pods finish successfully, Kubernetes starts new Pods (if needed) to continue progressing toward the total completion goal of five successful runs. If some Pods fail, Kubernetes may create replacement Pods—subject to the </w:t>
+        <w:t xml:space="preserve">The parallelism field controls how many Pods can run at the same time. For example, if </w:t>
+      </w:r>
+      <w:r>
+        <w:rPr>
+          <w:rFonts w:asciiTheme="majorBidi" w:hAnsiTheme="majorBidi" w:cstheme="majorBidi"/>
+          <w:b/>
+          <w:bCs/>
+          <w:i/>
+          <w:iCs/>
+          <w:sz w:val="28"/>
+          <w:szCs w:val="28"/>
+        </w:rPr>
+        <w:t>parallelism: 3</w:t>
+      </w:r>
+      <w:r>
+        <w:rPr>
+          <w:rFonts w:asciiTheme="majorBidi" w:hAnsiTheme="majorBidi" w:cstheme="majorBidi"/>
+          <w:sz w:val="28"/>
+          <w:szCs w:val="28"/>
+        </w:rPr>
+        <w:t xml:space="preserve"> and </w:t>
+      </w:r>
+      <w:r>
+        <w:rPr>
+          <w:rFonts w:asciiTheme="majorBidi" w:hAnsiTheme="majorBidi" w:cstheme="majorBidi"/>
+          <w:b/>
+          <w:bCs/>
+          <w:i/>
+          <w:iCs/>
+          <w:sz w:val="28"/>
+          <w:szCs w:val="28"/>
+        </w:rPr>
+        <w:t>completions: 5</w:t>
+      </w:r>
+      <w:r>
+        <w:rPr>
+          <w:rFonts w:asciiTheme="majorBidi" w:hAnsiTheme="majorBidi" w:cstheme="majorBidi"/>
+          <w:sz w:val="28"/>
+          <w:szCs w:val="28"/>
+        </w:rPr>
+        <w:t>, Kubernetes will run up to three Pods concurrently. As Pods finish successfully, Kubernetes starts new Pods (if needed) to continue progressing toward the total completion goal of five successful runs. If some Pods fail, Kubernetes may create replacement Pods</w:t>
+      </w:r>
+      <w:r>
+        <w:rPr>
+          <w:rFonts w:asciiTheme="majorBidi" w:hAnsiTheme="majorBidi" w:cstheme="majorBidi"/>
+          <w:sz w:val="28"/>
+          <w:szCs w:val="28"/>
+        </w:rPr>
+        <w:t xml:space="preserve">, </w:t>
+      </w:r>
+      <w:r>
+        <w:rPr>
+          <w:rFonts w:asciiTheme="majorBidi" w:hAnsiTheme="majorBidi" w:cstheme="majorBidi"/>
+          <w:sz w:val="28"/>
+          <w:szCs w:val="28"/>
+        </w:rPr>
+        <w:t xml:space="preserve">subject to the </w:t>
       </w:r>
       <w:proofErr w:type="spellStart"/>
       <w:r>
         <w:rPr>
           <w:rFonts w:asciiTheme="majorBidi" w:hAnsiTheme="majorBidi" w:cstheme="majorBidi"/>
+          <w:b/>
+          <w:bCs/>
+          <w:i/>
+          <w:iCs/>
           <w:sz w:val="28"/>
           <w:szCs w:val="28"/>
         </w:rPr>
@@ -3683,7 +3848,27 @@
           <w:sz w:val="28"/>
           <w:szCs w:val="28"/>
         </w:rPr>
-        <w:t xml:space="preserve">In other words, completions </w:t>
+        <w:t xml:space="preserve">In other words, </w:t>
+      </w:r>
+      <w:r>
+        <w:rPr>
+          <w:rFonts w:asciiTheme="majorBidi" w:hAnsiTheme="majorBidi" w:cstheme="majorBidi"/>
+          <w:b/>
+          <w:bCs/>
+          <w:i/>
+          <w:iCs/>
+          <w:sz w:val="28"/>
+          <w:szCs w:val="28"/>
+        </w:rPr>
+        <w:t>completions</w:t>
+      </w:r>
+      <w:r>
+        <w:rPr>
+          <w:rFonts w:asciiTheme="majorBidi" w:hAnsiTheme="majorBidi" w:cstheme="majorBidi"/>
+          <w:sz w:val="28"/>
+          <w:szCs w:val="28"/>
+        </w:rPr>
+        <w:t xml:space="preserve"> </w:t>
       </w:r>
       <w:proofErr w:type="gramStart"/>
       <w:r>
@@ -3701,7 +3886,47 @@
           <w:sz w:val="28"/>
           <w:szCs w:val="28"/>
         </w:rPr>
-        <w:t xml:space="preserve"> how many successful results are required, while parallelism defines how much concurrency is allowed while achieving those results. If parallelism is not specified, Kubernetes defaults it to 1, meaning the Pods run sequentially. This mechanism allows Jobs to efficiently process tasks such as batch data processing, large computations, or distributed workloads by running multiple Pods simultaneously while still ensuring that the required number of successful executions is achieved.</w:t>
+        <w:t xml:space="preserve"> how many successful results are required, while </w:t>
+      </w:r>
+      <w:r>
+        <w:rPr>
+          <w:rFonts w:asciiTheme="majorBidi" w:hAnsiTheme="majorBidi" w:cstheme="majorBidi"/>
+          <w:b/>
+          <w:bCs/>
+          <w:i/>
+          <w:iCs/>
+          <w:sz w:val="28"/>
+          <w:szCs w:val="28"/>
+        </w:rPr>
+        <w:t>parallelism</w:t>
+      </w:r>
+      <w:r>
+        <w:rPr>
+          <w:rFonts w:asciiTheme="majorBidi" w:hAnsiTheme="majorBidi" w:cstheme="majorBidi"/>
+          <w:sz w:val="28"/>
+          <w:szCs w:val="28"/>
+        </w:rPr>
+        <w:t xml:space="preserve"> defines how much concurrency is allowed while achieving those results. If </w:t>
+      </w:r>
+      <w:r>
+        <w:rPr>
+          <w:rFonts w:asciiTheme="majorBidi" w:hAnsiTheme="majorBidi" w:cstheme="majorBidi"/>
+          <w:b/>
+          <w:bCs/>
+          <w:i/>
+          <w:iCs/>
+          <w:sz w:val="28"/>
+          <w:szCs w:val="28"/>
+        </w:rPr>
+        <w:t>parallelism</w:t>
+      </w:r>
+      <w:r>
+        <w:rPr>
+          <w:rFonts w:asciiTheme="majorBidi" w:hAnsiTheme="majorBidi" w:cstheme="majorBidi"/>
+          <w:sz w:val="28"/>
+          <w:szCs w:val="28"/>
+        </w:rPr>
+        <w:t xml:space="preserve"> is not specified, Kubernetes defaults it to 1, meaning the Pods run sequentially. This mechanism allows Jobs to efficiently process tasks such as batch data processing, large computations, or distributed workloads by running multiple Pods simultaneously while still ensuring that the required number of successful executions is achieved.</w:t>
       </w:r>
     </w:p>
     <w:p>
@@ -10827,7 +11052,7 @@
           <w:sz w:val="32"/>
           <w:szCs w:val="32"/>
         </w:rPr>
-        <w:t>Example Cron</w:t>
+        <w:t xml:space="preserve">Example </w:t>
       </w:r>
       <w:proofErr w:type="spellStart"/>
       <w:r>
@@ -10838,7 +11063,7 @@
           <w:sz w:val="32"/>
           <w:szCs w:val="32"/>
         </w:rPr>
-        <w:t>Job</w:t>
+        <w:t>CronJob</w:t>
       </w:r>
       <w:proofErr w:type="spellEnd"/>
     </w:p>
@@ -11086,7 +11311,7 @@
 </file>
 
 <file path=word/numbering.xml><?xml version="1.0" encoding="utf-8"?>
-<w:numbering xmlns:wpc="http://schemas.microsoft.com/office/word/2010/wordprocessingCanvas" xmlns:cx="http://schemas.microsoft.com/office/drawing/2014/chartex" xmlns:cx1="http://schemas.microsoft.com/office/drawing/2015/9/8/chartex" xmlns:cx2="http://schemas.microsoft.com/office/drawing/2015/10/21/chartex" xmlns:cx3="http://schemas.microsoft.com/office/drawing/2016/5/9/chartex" xmlns:cx4="http://schemas.microsoft.com/office/drawing/2016/5/10/chartex" xmlns:cx5="http://schemas.microsoft.com/office/drawing/2016/5/11/chartex" xmlns:cx6="http://schemas.microsoft.com/office/drawing/2016/5/12/chartex" xmlns:cx7="http://schemas.microsoft.com/office/drawing/2016/5/13/chartex" xmlns:cx8="http://schemas.microsoft.com/office/drawing/2016/5/14/chartex" xmlns:mc="http://schemas.openxmlformats.org/markup-compatibility/2006" xmlns:aink="http://schemas.microsoft.com/office/drawing/2016/ink" xmlns:am3d="http://schemas.microsoft.com/office/drawing/2017/model3d" xmlns:o="urn:schemas-microsoft-com:office:office" xmlns:oel="http://schemas.microsoft.com/office/2019/extlst" xmlns:r="http://schemas.openxmlformats.org/officeDocument/2006/relationships" xmlns:m="http://schemas.openxmlformats.org/officeDocument/2006/math" xmlns:v="urn:schemas-microsoft-com:vml" xmlns:wp14="http://schemas.microsoft.com/office/word/2010/wordprocessingDrawing" xmlns:wp="http://schemas.openxmlformats.org/drawingml/2006/wordprocessingDrawing" xmlns:w10="urn:schemas-microsoft-com:office:word" xmlns:w="http://schemas.openxmlformats.org/wordprocessingml/2006/main" xmlns:w14="http://schemas.microsoft.com/office/word/2010/wordml" xmlns:w15="http://schemas.microsoft.com/office/word/2012/wordml" xmlns:w16cex="http://schemas.microsoft.com/office/word/2018/wordml/cex" xmlns:w16cid="http://schemas.microsoft.com/office/word/2016/wordml/cid" xmlns:w16="http://schemas.microsoft.com/office/word/2018/wordml" xmlns:w16sdtdh="http://schemas.microsoft.com/office/word/2020/wordml/sdtdatahash" xmlns:w16se="http://schemas.microsoft.com/office/word/2015/wordml/symex" xmlns:wpg="http://schemas.microsoft.com/office/word/2010/wordprocessingGroup" xmlns:wpi="http://schemas.microsoft.com/office/word/2010/wordprocessingInk" xmlns:wne="http://schemas.microsoft.com/office/word/2006/wordml" xmlns:wps="http://schemas.microsoft.com/office/word/2010/wordprocessingShape" mc:Ignorable="w14 w15 w16se w16cid w16 w16cex w16sdtdh wp14">
+<w:numbering xmlns:wpc="http://schemas.microsoft.com/office/word/2010/wordprocessingCanvas" xmlns:cx="http://schemas.microsoft.com/office/drawing/2014/chartex" xmlns:cx1="http://schemas.microsoft.com/office/drawing/2015/9/8/chartex" xmlns:cx2="http://schemas.microsoft.com/office/drawing/2015/10/21/chartex" xmlns:cx3="http://schemas.microsoft.com/office/drawing/2016/5/9/chartex" xmlns:cx4="http://schemas.microsoft.com/office/drawing/2016/5/10/chartex" xmlns:cx5="http://schemas.microsoft.com/office/drawing/2016/5/11/chartex" xmlns:cx6="http://schemas.microsoft.com/office/drawing/2016/5/12/chartex" xmlns:cx7="http://schemas.microsoft.com/office/drawing/2016/5/13/chartex" xmlns:cx8="http://schemas.microsoft.com/office/drawing/2016/5/14/chartex" xmlns:mc="http://schemas.openxmlformats.org/markup-compatibility/2006" xmlns:aink="http://schemas.microsoft.com/office/drawing/2016/ink" xmlns:am3d="http://schemas.microsoft.com/office/drawing/2017/model3d" xmlns:o="urn:schemas-microsoft-com:office:office" xmlns:oel="http://schemas.microsoft.com/office/2019/extlst" xmlns:r="http://schemas.openxmlformats.org/officeDocument/2006/relationships" xmlns:m="http://schemas.openxmlformats.org/officeDocument/2006/math" xmlns:v="urn:schemas-microsoft-com:vml" xmlns:wp14="http://schemas.microsoft.com/office/word/2010/wordprocessingDrawing" xmlns:wp="http://schemas.openxmlformats.org/drawingml/2006/wordprocessingDrawing" xmlns:w10="urn:schemas-microsoft-com:office:word" xmlns:w="http://schemas.openxmlformats.org/wordprocessingml/2006/main" xmlns:w14="http://schemas.microsoft.com/office/word/2010/wordml" xmlns:w15="http://schemas.microsoft.com/office/word/2012/wordml" xmlns:w16cei="http://schemas.microsoft.com/office/word/2026/wordml/cei" xmlns:w16cex="http://schemas.microsoft.com/office/word/2018/wordml/cex" xmlns:w16cid="http://schemas.microsoft.com/office/word/2016/wordml/cid" xmlns:w16="http://schemas.microsoft.com/office/word/2018/wordml" xmlns:w16du="http://schemas.microsoft.com/office/word/2023/wordml/word16du" xmlns:w16sdtdh="http://schemas.microsoft.com/office/word/2020/wordml/sdtdatahash" xmlns:w16sdtfl="http://schemas.microsoft.com/office/word/2024/wordml/sdtformatlock" xmlns:w16se="http://schemas.microsoft.com/office/word/2015/wordml/symex" xmlns:wpg="http://schemas.microsoft.com/office/word/2010/wordprocessingGroup" xmlns:wpi="http://schemas.microsoft.com/office/word/2010/wordprocessingInk" xmlns:wne="http://schemas.microsoft.com/office/word/2006/wordml" xmlns:wps="http://schemas.microsoft.com/office/word/2010/wordprocessingShape" mc:Ignorable="w14 w15 w16se w16cid w16 w16cex w16sdtdh w16sdtfl w16du wp14">
   <w:abstractNum w:abstractNumId="0" w15:restartNumberingAfterBreak="0">
     <w:nsid w:val="04C82636"/>
     <w:multiLevelType w:val="hybridMultilevel"/>
@@ -14196,7 +14421,7 @@
 </file>
 
 <file path=word/styles.xml><?xml version="1.0" encoding="utf-8"?>
-<w:styles xmlns:mc="http://schemas.openxmlformats.org/markup-compatibility/2006" xmlns:r="http://schemas.openxmlformats.org/officeDocument/2006/relationships" xmlns:w="http://schemas.openxmlformats.org/wordprocessingml/2006/main" xmlns:w14="http://schemas.microsoft.com/office/word/2010/wordml" xmlns:w15="http://schemas.microsoft.com/office/word/2012/wordml" xmlns:w16cex="http://schemas.microsoft.com/office/word/2018/wordml/cex" xmlns:w16cid="http://schemas.microsoft.com/office/word/2016/wordml/cid" xmlns:w16="http://schemas.microsoft.com/office/word/2018/wordml" xmlns:w16sdtdh="http://schemas.microsoft.com/office/word/2020/wordml/sdtdatahash" xmlns:w16se="http://schemas.microsoft.com/office/word/2015/wordml/symex" mc:Ignorable="w14 w15 w16se w16cid w16 w16cex w16sdtdh">
+<w:styles xmlns:mc="http://schemas.openxmlformats.org/markup-compatibility/2006" xmlns:r="http://schemas.openxmlformats.org/officeDocument/2006/relationships" xmlns:w="http://schemas.openxmlformats.org/wordprocessingml/2006/main" xmlns:w14="http://schemas.microsoft.com/office/word/2010/wordml" xmlns:w15="http://schemas.microsoft.com/office/word/2012/wordml" xmlns:w16cex="http://schemas.microsoft.com/office/word/2018/wordml/cex" xmlns:w16cid="http://schemas.microsoft.com/office/word/2016/wordml/cid" xmlns:w16="http://schemas.microsoft.com/office/word/2018/wordml" xmlns:w16du="http://schemas.microsoft.com/office/word/2023/wordml/word16du" xmlns:w16sdtdh="http://schemas.microsoft.com/office/word/2020/wordml/sdtdatahash" xmlns:w16sdtfl="http://schemas.microsoft.com/office/word/2024/wordml/sdtformatlock" xmlns:w16se="http://schemas.microsoft.com/office/word/2015/wordml/symex" mc:Ignorable="w14 w15 w16se w16cid w16 w16cex w16sdtdh w16sdtfl w16du">
   <w:docDefaults>
     <w:rPrDefault>
       <w:rPr>
